--- a/Configuration_Microsoft_Purview_2026.docx
+++ b/Configuration_Microsoft_Purview_2026.docx
@@ -466,7 +466,7 @@
           <w:r>
             <w:fldChar w:fldCharType="separate"/>
           </w:r>
-          <w:hyperlink w:anchor="_Toc228117660" w:history="1">
+          <w:hyperlink w:anchor="_Toc228464180" w:history="1">
             <w:r>
               <w:rPr>
                 <w:rStyle w:val="Lienhypertexte"/>
@@ -493,7 +493,7 @@
                 <w:noProof/>
                 <w:webHidden/>
               </w:rPr>
-              <w:instrText xml:space="preserve"> PAGEREF _Toc228117660 \h </w:instrText>
+              <w:instrText xml:space="preserve"> PAGEREF _Toc228464180 \h </w:instrText>
             </w:r>
             <w:r>
               <w:rPr>
@@ -539,7 +539,7 @@
               <w14:ligatures w14:val="standardContextual"/>
             </w:rPr>
           </w:pPr>
-          <w:hyperlink w:anchor="_Toc228117661" w:history="1">
+          <w:hyperlink w:anchor="_Toc228464181" w:history="1">
             <w:r>
               <w:rPr>
                 <w:rStyle w:val="Lienhypertexte"/>
@@ -566,7 +566,7 @@
                 <w:noProof/>
                 <w:webHidden/>
               </w:rPr>
-              <w:instrText xml:space="preserve"> PAGEREF _Toc228117661 \h </w:instrText>
+              <w:instrText xml:space="preserve"> PAGEREF _Toc228464181 \h </w:instrText>
             </w:r>
             <w:r>
               <w:rPr>
@@ -586,7 +586,7 @@
                 <w:noProof/>
                 <w:webHidden/>
               </w:rPr>
-              <w:t>6</w:t>
+              <w:t>7</w:t>
             </w:r>
             <w:r>
               <w:rPr>
@@ -612,7 +612,7 @@
               <w14:ligatures w14:val="standardContextual"/>
             </w:rPr>
           </w:pPr>
-          <w:hyperlink w:anchor="_Toc228117662" w:history="1">
+          <w:hyperlink w:anchor="_Toc228464182" w:history="1">
             <w:r>
               <w:rPr>
                 <w:rStyle w:val="Lienhypertexte"/>
@@ -639,7 +639,7 @@
                 <w:noProof/>
                 <w:webHidden/>
               </w:rPr>
-              <w:instrText xml:space="preserve"> PAGEREF _Toc228117662 \h </w:instrText>
+              <w:instrText xml:space="preserve"> PAGEREF _Toc228464182 \h </w:instrText>
             </w:r>
             <w:r>
               <w:rPr>
@@ -659,7 +659,7 @@
                 <w:noProof/>
                 <w:webHidden/>
               </w:rPr>
-              <w:t>6</w:t>
+              <w:t>7</w:t>
             </w:r>
             <w:r>
               <w:rPr>
@@ -685,7 +685,7 @@
               <w14:ligatures w14:val="standardContextual"/>
             </w:rPr>
           </w:pPr>
-          <w:hyperlink w:anchor="_Toc228117663" w:history="1">
+          <w:hyperlink w:anchor="_Toc228464183" w:history="1">
             <w:r>
               <w:rPr>
                 <w:rStyle w:val="Lienhypertexte"/>
@@ -712,7 +712,7 @@
                 <w:noProof/>
                 <w:webHidden/>
               </w:rPr>
-              <w:instrText xml:space="preserve"> PAGEREF _Toc228117663 \h </w:instrText>
+              <w:instrText xml:space="preserve"> PAGEREF _Toc228464183 \h </w:instrText>
             </w:r>
             <w:r>
               <w:rPr>
@@ -732,7 +732,7 @@
                 <w:noProof/>
                 <w:webHidden/>
               </w:rPr>
-              <w:t>6</w:t>
+              <w:t>7</w:t>
             </w:r>
             <w:r>
               <w:rPr>
@@ -758,7 +758,7 @@
               <w14:ligatures w14:val="standardContextual"/>
             </w:rPr>
           </w:pPr>
-          <w:hyperlink w:anchor="_Toc228117664" w:history="1">
+          <w:hyperlink w:anchor="_Toc228464184" w:history="1">
             <w:r>
               <w:rPr>
                 <w:rStyle w:val="Lienhypertexte"/>
@@ -785,7 +785,7 @@
                 <w:noProof/>
                 <w:webHidden/>
               </w:rPr>
-              <w:instrText xml:space="preserve"> PAGEREF _Toc228117664 \h </w:instrText>
+              <w:instrText xml:space="preserve"> PAGEREF _Toc228464184 \h </w:instrText>
             </w:r>
             <w:r>
               <w:rPr>
@@ -805,7 +805,7 @@
                 <w:noProof/>
                 <w:webHidden/>
               </w:rPr>
-              <w:t>7</w:t>
+              <w:t>8</w:t>
             </w:r>
             <w:r>
               <w:rPr>
@@ -831,7 +831,7 @@
               <w14:ligatures w14:val="standardContextual"/>
             </w:rPr>
           </w:pPr>
-          <w:hyperlink w:anchor="_Toc228117665" w:history="1">
+          <w:hyperlink w:anchor="_Toc228464185" w:history="1">
             <w:r>
               <w:rPr>
                 <w:rStyle w:val="Lienhypertexte"/>
@@ -858,7 +858,7 @@
                 <w:noProof/>
                 <w:webHidden/>
               </w:rPr>
-              <w:instrText xml:space="preserve"> PAGEREF _Toc228117665 \h </w:instrText>
+              <w:instrText xml:space="preserve"> PAGEREF _Toc228464185 \h </w:instrText>
             </w:r>
             <w:r>
               <w:rPr>
@@ -878,7 +878,7 @@
                 <w:noProof/>
                 <w:webHidden/>
               </w:rPr>
-              <w:t>9</w:t>
+              <w:t>10</w:t>
             </w:r>
             <w:r>
               <w:rPr>
@@ -904,7 +904,7 @@
               <w14:ligatures w14:val="standardContextual"/>
             </w:rPr>
           </w:pPr>
-          <w:hyperlink w:anchor="_Toc228117666" w:history="1">
+          <w:hyperlink w:anchor="_Toc228464186" w:history="1">
             <w:r>
               <w:rPr>
                 <w:rStyle w:val="Lienhypertexte"/>
@@ -931,7 +931,7 @@
                 <w:noProof/>
                 <w:webHidden/>
               </w:rPr>
-              <w:instrText xml:space="preserve"> PAGEREF _Toc228117666 \h </w:instrText>
+              <w:instrText xml:space="preserve"> PAGEREF _Toc228464186 \h </w:instrText>
             </w:r>
             <w:r>
               <w:rPr>
@@ -951,7 +951,7 @@
                 <w:noProof/>
                 <w:webHidden/>
               </w:rPr>
-              <w:t>10</w:t>
+              <w:t>11</w:t>
             </w:r>
             <w:r>
               <w:rPr>
@@ -977,7 +977,7 @@
               <w14:ligatures w14:val="standardContextual"/>
             </w:rPr>
           </w:pPr>
-          <w:hyperlink w:anchor="_Toc228117667" w:history="1">
+          <w:hyperlink w:anchor="_Toc228464187" w:history="1">
             <w:r>
               <w:rPr>
                 <w:rStyle w:val="Lienhypertexte"/>
@@ -1004,7 +1004,7 @@
                 <w:noProof/>
                 <w:webHidden/>
               </w:rPr>
-              <w:instrText xml:space="preserve"> PAGEREF _Toc228117667 \h </w:instrText>
+              <w:instrText xml:space="preserve"> PAGEREF _Toc228464187 \h </w:instrText>
             </w:r>
             <w:r>
               <w:rPr>
@@ -1024,7 +1024,7 @@
                 <w:noProof/>
                 <w:webHidden/>
               </w:rPr>
-              <w:t>11</w:t>
+              <w:t>12</w:t>
             </w:r>
             <w:r>
               <w:rPr>
@@ -1050,7 +1050,7 @@
               <w14:ligatures w14:val="standardContextual"/>
             </w:rPr>
           </w:pPr>
-          <w:hyperlink w:anchor="_Toc228117668" w:history="1">
+          <w:hyperlink w:anchor="_Toc228464188" w:history="1">
             <w:r>
               <w:rPr>
                 <w:rStyle w:val="Lienhypertexte"/>
@@ -1077,7 +1077,7 @@
                 <w:noProof/>
                 <w:webHidden/>
               </w:rPr>
-              <w:instrText xml:space="preserve"> PAGEREF _Toc228117668 \h </w:instrText>
+              <w:instrText xml:space="preserve"> PAGEREF _Toc228464188 \h </w:instrText>
             </w:r>
             <w:r>
               <w:rPr>
@@ -1097,7 +1097,7 @@
                 <w:noProof/>
                 <w:webHidden/>
               </w:rPr>
-              <w:t>12</w:t>
+              <w:t>13</w:t>
             </w:r>
             <w:r>
               <w:rPr>
@@ -1123,7 +1123,7 @@
               <w14:ligatures w14:val="standardContextual"/>
             </w:rPr>
           </w:pPr>
-          <w:hyperlink w:anchor="_Toc228117669" w:history="1">
+          <w:hyperlink w:anchor="_Toc228464189" w:history="1">
             <w:r>
               <w:rPr>
                 <w:rStyle w:val="Lienhypertexte"/>
@@ -1150,7 +1150,7 @@
                 <w:noProof/>
                 <w:webHidden/>
               </w:rPr>
-              <w:instrText xml:space="preserve"> PAGEREF _Toc228117669 \h </w:instrText>
+              <w:instrText xml:space="preserve"> PAGEREF _Toc228464189 \h </w:instrText>
             </w:r>
             <w:r>
               <w:rPr>
@@ -1170,7 +1170,7 @@
                 <w:noProof/>
                 <w:webHidden/>
               </w:rPr>
-              <w:t>12</w:t>
+              <w:t>13</w:t>
             </w:r>
             <w:r>
               <w:rPr>
@@ -1196,7 +1196,7 @@
               <w14:ligatures w14:val="standardContextual"/>
             </w:rPr>
           </w:pPr>
-          <w:hyperlink w:anchor="_Toc228117670" w:history="1">
+          <w:hyperlink w:anchor="_Toc228464190" w:history="1">
             <w:r>
               <w:rPr>
                 <w:rStyle w:val="Lienhypertexte"/>
@@ -1223,7 +1223,7 @@
                 <w:noProof/>
                 <w:webHidden/>
               </w:rPr>
-              <w:instrText xml:space="preserve"> PAGEREF _Toc228117670 \h </w:instrText>
+              <w:instrText xml:space="preserve"> PAGEREF _Toc228464190 \h </w:instrText>
             </w:r>
             <w:r>
               <w:rPr>
@@ -1243,7 +1243,7 @@
                 <w:noProof/>
                 <w:webHidden/>
               </w:rPr>
-              <w:t>12</w:t>
+              <w:t>13</w:t>
             </w:r>
             <w:r>
               <w:rPr>
@@ -1269,7 +1269,7 @@
               <w14:ligatures w14:val="standardContextual"/>
             </w:rPr>
           </w:pPr>
-          <w:hyperlink w:anchor="_Toc228117671" w:history="1">
+          <w:hyperlink w:anchor="_Toc228464191" w:history="1">
             <w:r>
               <w:rPr>
                 <w:rStyle w:val="Lienhypertexte"/>
@@ -1296,7 +1296,7 @@
                 <w:noProof/>
                 <w:webHidden/>
               </w:rPr>
-              <w:instrText xml:space="preserve"> PAGEREF _Toc228117671 \h </w:instrText>
+              <w:instrText xml:space="preserve"> PAGEREF _Toc228464191 \h </w:instrText>
             </w:r>
             <w:r>
               <w:rPr>
@@ -1316,7 +1316,7 @@
                 <w:noProof/>
                 <w:webHidden/>
               </w:rPr>
-              <w:t>13</w:t>
+              <w:t>14</w:t>
             </w:r>
             <w:r>
               <w:rPr>
@@ -1342,7 +1342,7 @@
               <w14:ligatures w14:val="standardContextual"/>
             </w:rPr>
           </w:pPr>
-          <w:hyperlink w:anchor="_Toc228117672" w:history="1">
+          <w:hyperlink w:anchor="_Toc228464192" w:history="1">
             <w:r>
               <w:rPr>
                 <w:rStyle w:val="Lienhypertexte"/>
@@ -1369,7 +1369,7 @@
                 <w:noProof/>
                 <w:webHidden/>
               </w:rPr>
-              <w:instrText xml:space="preserve"> PAGEREF _Toc228117672 \h </w:instrText>
+              <w:instrText xml:space="preserve"> PAGEREF _Toc228464192 \h </w:instrText>
             </w:r>
             <w:r>
               <w:rPr>
@@ -1389,7 +1389,7 @@
                 <w:noProof/>
                 <w:webHidden/>
               </w:rPr>
-              <w:t>13</w:t>
+              <w:t>14</w:t>
             </w:r>
             <w:r>
               <w:rPr>
@@ -1415,7 +1415,7 @@
               <w14:ligatures w14:val="standardContextual"/>
             </w:rPr>
           </w:pPr>
-          <w:hyperlink w:anchor="_Toc228117673" w:history="1">
+          <w:hyperlink w:anchor="_Toc228464193" w:history="1">
             <w:r>
               <w:rPr>
                 <w:rStyle w:val="Lienhypertexte"/>
@@ -1442,7 +1442,7 @@
                 <w:noProof/>
                 <w:webHidden/>
               </w:rPr>
-              <w:instrText xml:space="preserve"> PAGEREF _Toc228117673 \h </w:instrText>
+              <w:instrText xml:space="preserve"> PAGEREF _Toc228464193 \h </w:instrText>
             </w:r>
             <w:r>
               <w:rPr>
@@ -1462,7 +1462,7 @@
                 <w:noProof/>
                 <w:webHidden/>
               </w:rPr>
-              <w:t>13</w:t>
+              <w:t>14</w:t>
             </w:r>
             <w:r>
               <w:rPr>
@@ -1488,7 +1488,7 @@
               <w14:ligatures w14:val="standardContextual"/>
             </w:rPr>
           </w:pPr>
-          <w:hyperlink w:anchor="_Toc228117674" w:history="1">
+          <w:hyperlink w:anchor="_Toc228464194" w:history="1">
             <w:r>
               <w:rPr>
                 <w:rStyle w:val="Lienhypertexte"/>
@@ -1515,7 +1515,7 @@
                 <w:noProof/>
                 <w:webHidden/>
               </w:rPr>
-              <w:instrText xml:space="preserve"> PAGEREF _Toc228117674 \h </w:instrText>
+              <w:instrText xml:space="preserve"> PAGEREF _Toc228464194 \h </w:instrText>
             </w:r>
             <w:r>
               <w:rPr>
@@ -1535,7 +1535,7 @@
                 <w:noProof/>
                 <w:webHidden/>
               </w:rPr>
-              <w:t>15</w:t>
+              <w:t>16</w:t>
             </w:r>
             <w:r>
               <w:rPr>
@@ -1561,7 +1561,7 @@
               <w14:ligatures w14:val="standardContextual"/>
             </w:rPr>
           </w:pPr>
-          <w:hyperlink w:anchor="_Toc228117675" w:history="1">
+          <w:hyperlink w:anchor="_Toc228464195" w:history="1">
             <w:r>
               <w:rPr>
                 <w:rStyle w:val="Lienhypertexte"/>
@@ -1588,7 +1588,7 @@
                 <w:noProof/>
                 <w:webHidden/>
               </w:rPr>
-              <w:instrText xml:space="preserve"> PAGEREF _Toc228117675 \h </w:instrText>
+              <w:instrText xml:space="preserve"> PAGEREF _Toc228464195 \h </w:instrText>
             </w:r>
             <w:r>
               <w:rPr>
@@ -1608,7 +1608,7 @@
                 <w:noProof/>
                 <w:webHidden/>
               </w:rPr>
-              <w:t>15</w:t>
+              <w:t>16</w:t>
             </w:r>
             <w:r>
               <w:rPr>
@@ -1634,7 +1634,7 @@
               <w14:ligatures w14:val="standardContextual"/>
             </w:rPr>
           </w:pPr>
-          <w:hyperlink w:anchor="_Toc228117676" w:history="1">
+          <w:hyperlink w:anchor="_Toc228464196" w:history="1">
             <w:r>
               <w:rPr>
                 <w:rStyle w:val="Lienhypertexte"/>
@@ -1661,7 +1661,7 @@
                 <w:noProof/>
                 <w:webHidden/>
               </w:rPr>
-              <w:instrText xml:space="preserve"> PAGEREF _Toc228117676 \h </w:instrText>
+              <w:instrText xml:space="preserve"> PAGEREF _Toc228464196 \h </w:instrText>
             </w:r>
             <w:r>
               <w:rPr>
@@ -1681,7 +1681,7 @@
                 <w:noProof/>
                 <w:webHidden/>
               </w:rPr>
-              <w:t>15</w:t>
+              <w:t>16</w:t>
             </w:r>
             <w:r>
               <w:rPr>
@@ -1707,7 +1707,7 @@
               <w14:ligatures w14:val="standardContextual"/>
             </w:rPr>
           </w:pPr>
-          <w:hyperlink w:anchor="_Toc228117677" w:history="1">
+          <w:hyperlink w:anchor="_Toc228464197" w:history="1">
             <w:r>
               <w:rPr>
                 <w:rStyle w:val="Lienhypertexte"/>
@@ -1734,7 +1734,7 @@
                 <w:noProof/>
                 <w:webHidden/>
               </w:rPr>
-              <w:instrText xml:space="preserve"> PAGEREF _Toc228117677 \h </w:instrText>
+              <w:instrText xml:space="preserve"> PAGEREF _Toc228464197 \h </w:instrText>
             </w:r>
             <w:r>
               <w:rPr>
@@ -1754,7 +1754,7 @@
                 <w:noProof/>
                 <w:webHidden/>
               </w:rPr>
-              <w:t>19</w:t>
+              <w:t>20</w:t>
             </w:r>
             <w:r>
               <w:rPr>
@@ -1780,7 +1780,7 @@
               <w14:ligatures w14:val="standardContextual"/>
             </w:rPr>
           </w:pPr>
-          <w:hyperlink w:anchor="_Toc228117678" w:history="1">
+          <w:hyperlink w:anchor="_Toc228464198" w:history="1">
             <w:r>
               <w:rPr>
                 <w:rStyle w:val="Lienhypertexte"/>
@@ -1807,7 +1807,7 @@
                 <w:noProof/>
                 <w:webHidden/>
               </w:rPr>
-              <w:instrText xml:space="preserve"> PAGEREF _Toc228117678 \h </w:instrText>
+              <w:instrText xml:space="preserve"> PAGEREF _Toc228464198 \h </w:instrText>
             </w:r>
             <w:r>
               <w:rPr>
@@ -1827,7 +1827,7 @@
                 <w:noProof/>
                 <w:webHidden/>
               </w:rPr>
-              <w:t>20</w:t>
+              <w:t>21</w:t>
             </w:r>
             <w:r>
               <w:rPr>
@@ -1853,7 +1853,7 @@
               <w14:ligatures w14:val="standardContextual"/>
             </w:rPr>
           </w:pPr>
-          <w:hyperlink w:anchor="_Toc228117679" w:history="1">
+          <w:hyperlink w:anchor="_Toc228464199" w:history="1">
             <w:r>
               <w:rPr>
                 <w:rStyle w:val="Lienhypertexte"/>
@@ -1880,7 +1880,7 @@
                 <w:noProof/>
                 <w:webHidden/>
               </w:rPr>
-              <w:instrText xml:space="preserve"> PAGEREF _Toc228117679 \h </w:instrText>
+              <w:instrText xml:space="preserve"> PAGEREF _Toc228464199 \h </w:instrText>
             </w:r>
             <w:r>
               <w:rPr>
@@ -1900,7 +1900,7 @@
                 <w:noProof/>
                 <w:webHidden/>
               </w:rPr>
-              <w:t>22</w:t>
+              <w:t>23</w:t>
             </w:r>
             <w:r>
               <w:rPr>
@@ -1926,7 +1926,7 @@
               <w14:ligatures w14:val="standardContextual"/>
             </w:rPr>
           </w:pPr>
-          <w:hyperlink w:anchor="_Toc228117680" w:history="1">
+          <w:hyperlink w:anchor="_Toc228464200" w:history="1">
             <w:r>
               <w:rPr>
                 <w:rStyle w:val="Lienhypertexte"/>
@@ -1953,7 +1953,7 @@
                 <w:noProof/>
                 <w:webHidden/>
               </w:rPr>
-              <w:instrText xml:space="preserve"> PAGEREF _Toc228117680 \h </w:instrText>
+              <w:instrText xml:space="preserve"> PAGEREF _Toc228464200 \h </w:instrText>
             </w:r>
             <w:r>
               <w:rPr>
@@ -1973,7 +1973,7 @@
                 <w:noProof/>
                 <w:webHidden/>
               </w:rPr>
-              <w:t>30</w:t>
+              <w:t>31</w:t>
             </w:r>
             <w:r>
               <w:rPr>
@@ -1999,7 +1999,7 @@
               <w14:ligatures w14:val="standardContextual"/>
             </w:rPr>
           </w:pPr>
-          <w:hyperlink w:anchor="_Toc228117681" w:history="1">
+          <w:hyperlink w:anchor="_Toc228464201" w:history="1">
             <w:r>
               <w:rPr>
                 <w:rStyle w:val="Lienhypertexte"/>
@@ -2026,7 +2026,7 @@
                 <w:noProof/>
                 <w:webHidden/>
               </w:rPr>
-              <w:instrText xml:space="preserve"> PAGEREF _Toc228117681 \h </w:instrText>
+              <w:instrText xml:space="preserve"> PAGEREF _Toc228464201 \h </w:instrText>
             </w:r>
             <w:r>
               <w:rPr>
@@ -2046,7 +2046,7 @@
                 <w:noProof/>
                 <w:webHidden/>
               </w:rPr>
-              <w:t>31</w:t>
+              <w:t>32</w:t>
             </w:r>
             <w:r>
               <w:rPr>
@@ -2072,7 +2072,7 @@
               <w14:ligatures w14:val="standardContextual"/>
             </w:rPr>
           </w:pPr>
-          <w:hyperlink w:anchor="_Toc228117682" w:history="1">
+          <w:hyperlink w:anchor="_Toc228464202" w:history="1">
             <w:r>
               <w:rPr>
                 <w:rStyle w:val="Lienhypertexte"/>
@@ -2099,7 +2099,7 @@
                 <w:noProof/>
                 <w:webHidden/>
               </w:rPr>
-              <w:instrText xml:space="preserve"> PAGEREF _Toc228117682 \h </w:instrText>
+              <w:instrText xml:space="preserve"> PAGEREF _Toc228464202 \h </w:instrText>
             </w:r>
             <w:r>
               <w:rPr>
@@ -2119,7 +2119,7 @@
                 <w:noProof/>
                 <w:webHidden/>
               </w:rPr>
-              <w:t>32</w:t>
+              <w:t>33</w:t>
             </w:r>
             <w:r>
               <w:rPr>
@@ -2145,7 +2145,7 @@
               <w14:ligatures w14:val="standardContextual"/>
             </w:rPr>
           </w:pPr>
-          <w:hyperlink w:anchor="_Toc228117683" w:history="1">
+          <w:hyperlink w:anchor="_Toc228464203" w:history="1">
             <w:r>
               <w:rPr>
                 <w:rStyle w:val="Lienhypertexte"/>
@@ -2172,7 +2172,7 @@
                 <w:noProof/>
                 <w:webHidden/>
               </w:rPr>
-              <w:instrText xml:space="preserve"> PAGEREF _Toc228117683 \h </w:instrText>
+              <w:instrText xml:space="preserve"> PAGEREF _Toc228464203 \h </w:instrText>
             </w:r>
             <w:r>
               <w:rPr>
@@ -2192,7 +2192,7 @@
                 <w:noProof/>
                 <w:webHidden/>
               </w:rPr>
-              <w:t>34</w:t>
+              <w:t>35</w:t>
             </w:r>
             <w:r>
               <w:rPr>
@@ -2218,7 +2218,7 @@
               <w14:ligatures w14:val="standardContextual"/>
             </w:rPr>
           </w:pPr>
-          <w:hyperlink w:anchor="_Toc228117684" w:history="1">
+          <w:hyperlink w:anchor="_Toc228464204" w:history="1">
             <w:r>
               <w:rPr>
                 <w:rStyle w:val="Lienhypertexte"/>
@@ -2245,7 +2245,7 @@
                 <w:noProof/>
                 <w:webHidden/>
               </w:rPr>
-              <w:instrText xml:space="preserve"> PAGEREF _Toc228117684 \h </w:instrText>
+              <w:instrText xml:space="preserve"> PAGEREF _Toc228464204 \h </w:instrText>
             </w:r>
             <w:r>
               <w:rPr>
@@ -2265,7 +2265,7 @@
                 <w:noProof/>
                 <w:webHidden/>
               </w:rPr>
-              <w:t>34</w:t>
+              <w:t>35</w:t>
             </w:r>
             <w:r>
               <w:rPr>
@@ -2291,7 +2291,7 @@
               <w14:ligatures w14:val="standardContextual"/>
             </w:rPr>
           </w:pPr>
-          <w:hyperlink w:anchor="_Toc228117685" w:history="1">
+          <w:hyperlink w:anchor="_Toc228464205" w:history="1">
             <w:r>
               <w:rPr>
                 <w:rStyle w:val="Lienhypertexte"/>
@@ -2318,7 +2318,7 @@
                 <w:noProof/>
                 <w:webHidden/>
               </w:rPr>
-              <w:instrText xml:space="preserve"> PAGEREF _Toc228117685 \h </w:instrText>
+              <w:instrText xml:space="preserve"> PAGEREF _Toc228464205 \h </w:instrText>
             </w:r>
             <w:r>
               <w:rPr>
@@ -2338,7 +2338,7 @@
                 <w:noProof/>
                 <w:webHidden/>
               </w:rPr>
-              <w:t>34</w:t>
+              <w:t>35</w:t>
             </w:r>
             <w:r>
               <w:rPr>
@@ -2364,7 +2364,7 @@
               <w14:ligatures w14:val="standardContextual"/>
             </w:rPr>
           </w:pPr>
-          <w:hyperlink w:anchor="_Toc228117686" w:history="1">
+          <w:hyperlink w:anchor="_Toc228464206" w:history="1">
             <w:r>
               <w:rPr>
                 <w:rStyle w:val="Lienhypertexte"/>
@@ -2391,7 +2391,7 @@
                 <w:noProof/>
                 <w:webHidden/>
               </w:rPr>
-              <w:instrText xml:space="preserve"> PAGEREF _Toc228117686 \h </w:instrText>
+              <w:instrText xml:space="preserve"> PAGEREF _Toc228464206 \h </w:instrText>
             </w:r>
             <w:r>
               <w:rPr>
@@ -2411,7 +2411,7 @@
                 <w:noProof/>
                 <w:webHidden/>
               </w:rPr>
-              <w:t>35</w:t>
+              <w:t>36</w:t>
             </w:r>
             <w:r>
               <w:rPr>
@@ -2437,7 +2437,7 @@
               <w14:ligatures w14:val="standardContextual"/>
             </w:rPr>
           </w:pPr>
-          <w:hyperlink w:anchor="_Toc228117687" w:history="1">
+          <w:hyperlink w:anchor="_Toc228464207" w:history="1">
             <w:r>
               <w:rPr>
                 <w:rStyle w:val="Lienhypertexte"/>
@@ -2464,7 +2464,7 @@
                 <w:noProof/>
                 <w:webHidden/>
               </w:rPr>
-              <w:instrText xml:space="preserve"> PAGEREF _Toc228117687 \h </w:instrText>
+              <w:instrText xml:space="preserve"> PAGEREF _Toc228464207 \h </w:instrText>
             </w:r>
             <w:r>
               <w:rPr>
@@ -2484,7 +2484,7 @@
                 <w:noProof/>
                 <w:webHidden/>
               </w:rPr>
-              <w:t>36</w:t>
+              <w:t>37</w:t>
             </w:r>
             <w:r>
               <w:rPr>
@@ -2510,7 +2510,7 @@
               <w14:ligatures w14:val="standardContextual"/>
             </w:rPr>
           </w:pPr>
-          <w:hyperlink w:anchor="_Toc228117688" w:history="1">
+          <w:hyperlink w:anchor="_Toc228464208" w:history="1">
             <w:r>
               <w:rPr>
                 <w:rStyle w:val="Lienhypertexte"/>
@@ -2537,7 +2537,7 @@
                 <w:noProof/>
                 <w:webHidden/>
               </w:rPr>
-              <w:instrText xml:space="preserve"> PAGEREF _Toc228117688 \h </w:instrText>
+              <w:instrText xml:space="preserve"> PAGEREF _Toc228464208 \h </w:instrText>
             </w:r>
             <w:r>
               <w:rPr>
@@ -2557,7 +2557,7 @@
                 <w:noProof/>
                 <w:webHidden/>
               </w:rPr>
-              <w:t>36</w:t>
+              <w:t>37</w:t>
             </w:r>
             <w:r>
               <w:rPr>
@@ -2583,7 +2583,7 @@
               <w14:ligatures w14:val="standardContextual"/>
             </w:rPr>
           </w:pPr>
-          <w:hyperlink w:anchor="_Toc228117689" w:history="1">
+          <w:hyperlink w:anchor="_Toc228464209" w:history="1">
             <w:r>
               <w:rPr>
                 <w:rStyle w:val="Lienhypertexte"/>
@@ -2610,7 +2610,7 @@
                 <w:noProof/>
                 <w:webHidden/>
               </w:rPr>
-              <w:instrText xml:space="preserve"> PAGEREF _Toc228117689 \h </w:instrText>
+              <w:instrText xml:space="preserve"> PAGEREF _Toc228464209 \h </w:instrText>
             </w:r>
             <w:r>
               <w:rPr>
@@ -2630,7 +2630,7 @@
                 <w:noProof/>
                 <w:webHidden/>
               </w:rPr>
-              <w:t>36</w:t>
+              <w:t>37</w:t>
             </w:r>
             <w:r>
               <w:rPr>
@@ -2656,7 +2656,7 @@
               <w14:ligatures w14:val="standardContextual"/>
             </w:rPr>
           </w:pPr>
-          <w:hyperlink w:anchor="_Toc228117690" w:history="1">
+          <w:hyperlink w:anchor="_Toc228464210" w:history="1">
             <w:r>
               <w:rPr>
                 <w:rStyle w:val="Lienhypertexte"/>
@@ -2683,7 +2683,7 @@
                 <w:noProof/>
                 <w:webHidden/>
               </w:rPr>
-              <w:instrText xml:space="preserve"> PAGEREF _Toc228117690 \h </w:instrText>
+              <w:instrText xml:space="preserve"> PAGEREF _Toc228464210 \h </w:instrText>
             </w:r>
             <w:r>
               <w:rPr>
@@ -2703,7 +2703,7 @@
                 <w:noProof/>
                 <w:webHidden/>
               </w:rPr>
-              <w:t>40</w:t>
+              <w:t>41</w:t>
             </w:r>
             <w:r>
               <w:rPr>
@@ -2729,7 +2729,7 @@
               <w14:ligatures w14:val="standardContextual"/>
             </w:rPr>
           </w:pPr>
-          <w:hyperlink w:anchor="_Toc228117691" w:history="1">
+          <w:hyperlink w:anchor="_Toc228464211" w:history="1">
             <w:r>
               <w:rPr>
                 <w:rStyle w:val="Lienhypertexte"/>
@@ -2756,7 +2756,7 @@
                 <w:noProof/>
                 <w:webHidden/>
               </w:rPr>
-              <w:instrText xml:space="preserve"> PAGEREF _Toc228117691 \h </w:instrText>
+              <w:instrText xml:space="preserve"> PAGEREF _Toc228464211 \h </w:instrText>
             </w:r>
             <w:r>
               <w:rPr>
@@ -2776,7 +2776,7 @@
                 <w:noProof/>
                 <w:webHidden/>
               </w:rPr>
-              <w:t>42</w:t>
+              <w:t>43</w:t>
             </w:r>
             <w:r>
               <w:rPr>
@@ -2802,7 +2802,7 @@
               <w14:ligatures w14:val="standardContextual"/>
             </w:rPr>
           </w:pPr>
-          <w:hyperlink w:anchor="_Toc228117692" w:history="1">
+          <w:hyperlink w:anchor="_Toc228464212" w:history="1">
             <w:r>
               <w:rPr>
                 <w:rStyle w:val="Lienhypertexte"/>
@@ -2829,7 +2829,7 @@
                 <w:noProof/>
                 <w:webHidden/>
               </w:rPr>
-              <w:instrText xml:space="preserve"> PAGEREF _Toc228117692 \h </w:instrText>
+              <w:instrText xml:space="preserve"> PAGEREF _Toc228464212 \h </w:instrText>
             </w:r>
             <w:r>
               <w:rPr>
@@ -2849,7 +2849,7 @@
                 <w:noProof/>
                 <w:webHidden/>
               </w:rPr>
-              <w:t>44</w:t>
+              <w:t>45</w:t>
             </w:r>
             <w:r>
               <w:rPr>
@@ -2875,7 +2875,7 @@
               <w14:ligatures w14:val="standardContextual"/>
             </w:rPr>
           </w:pPr>
-          <w:hyperlink w:anchor="_Toc228117693" w:history="1">
+          <w:hyperlink w:anchor="_Toc228464213" w:history="1">
             <w:r>
               <w:rPr>
                 <w:rStyle w:val="Lienhypertexte"/>
@@ -2902,7 +2902,7 @@
                 <w:noProof/>
                 <w:webHidden/>
               </w:rPr>
-              <w:instrText xml:space="preserve"> PAGEREF _Toc228117693 \h </w:instrText>
+              <w:instrText xml:space="preserve"> PAGEREF _Toc228464213 \h </w:instrText>
             </w:r>
             <w:r>
               <w:rPr>
@@ -2922,7 +2922,7 @@
                 <w:noProof/>
                 <w:webHidden/>
               </w:rPr>
-              <w:t>44</w:t>
+              <w:t>45</w:t>
             </w:r>
             <w:r>
               <w:rPr>
@@ -2948,7 +2948,7 @@
               <w14:ligatures w14:val="standardContextual"/>
             </w:rPr>
           </w:pPr>
-          <w:hyperlink w:anchor="_Toc228117694" w:history="1">
+          <w:hyperlink w:anchor="_Toc228464214" w:history="1">
             <w:r>
               <w:rPr>
                 <w:rStyle w:val="Lienhypertexte"/>
@@ -2975,7 +2975,7 @@
                 <w:noProof/>
                 <w:webHidden/>
               </w:rPr>
-              <w:instrText xml:space="preserve"> PAGEREF _Toc228117694 \h </w:instrText>
+              <w:instrText xml:space="preserve"> PAGEREF _Toc228464214 \h </w:instrText>
             </w:r>
             <w:r>
               <w:rPr>
@@ -2995,7 +2995,7 @@
                 <w:noProof/>
                 <w:webHidden/>
               </w:rPr>
-              <w:t>47</w:t>
+              <w:t>48</w:t>
             </w:r>
             <w:r>
               <w:rPr>
@@ -3021,7 +3021,7 @@
               <w14:ligatures w14:val="standardContextual"/>
             </w:rPr>
           </w:pPr>
-          <w:hyperlink w:anchor="_Toc228117695" w:history="1">
+          <w:hyperlink w:anchor="_Toc228464215" w:history="1">
             <w:r>
               <w:rPr>
                 <w:rStyle w:val="Lienhypertexte"/>
@@ -3048,7 +3048,7 @@
                 <w:noProof/>
                 <w:webHidden/>
               </w:rPr>
-              <w:instrText xml:space="preserve"> PAGEREF _Toc228117695 \h </w:instrText>
+              <w:instrText xml:space="preserve"> PAGEREF _Toc228464215 \h </w:instrText>
             </w:r>
             <w:r>
               <w:rPr>
@@ -3068,7 +3068,7 @@
                 <w:noProof/>
                 <w:webHidden/>
               </w:rPr>
-              <w:t>47</w:t>
+              <w:t>48</w:t>
             </w:r>
             <w:r>
               <w:rPr>
@@ -3094,7 +3094,7 @@
               <w14:ligatures w14:val="standardContextual"/>
             </w:rPr>
           </w:pPr>
-          <w:hyperlink w:anchor="_Toc228117696" w:history="1">
+          <w:hyperlink w:anchor="_Toc228464216" w:history="1">
             <w:r>
               <w:rPr>
                 <w:rStyle w:val="Lienhypertexte"/>
@@ -3121,7 +3121,7 @@
                 <w:noProof/>
                 <w:webHidden/>
               </w:rPr>
-              <w:instrText xml:space="preserve"> PAGEREF _Toc228117696 \h </w:instrText>
+              <w:instrText xml:space="preserve"> PAGEREF _Toc228464216 \h </w:instrText>
             </w:r>
             <w:r>
               <w:rPr>
@@ -3141,7 +3141,7 @@
                 <w:noProof/>
                 <w:webHidden/>
               </w:rPr>
-              <w:t>48</w:t>
+              <w:t>49</w:t>
             </w:r>
             <w:r>
               <w:rPr>
@@ -3167,7 +3167,7 @@
               <w14:ligatures w14:val="standardContextual"/>
             </w:rPr>
           </w:pPr>
-          <w:hyperlink w:anchor="_Toc228117697" w:history="1">
+          <w:hyperlink w:anchor="_Toc228464217" w:history="1">
             <w:r>
               <w:rPr>
                 <w:rStyle w:val="Lienhypertexte"/>
@@ -3194,7 +3194,7 @@
                 <w:noProof/>
                 <w:webHidden/>
               </w:rPr>
-              <w:instrText xml:space="preserve"> PAGEREF _Toc228117697 \h </w:instrText>
+              <w:instrText xml:space="preserve"> PAGEREF _Toc228464217 \h </w:instrText>
             </w:r>
             <w:r>
               <w:rPr>
@@ -3214,7 +3214,7 @@
                 <w:noProof/>
                 <w:webHidden/>
               </w:rPr>
-              <w:t>48</w:t>
+              <w:t>49</w:t>
             </w:r>
             <w:r>
               <w:rPr>
@@ -3240,7 +3240,7 @@
               <w14:ligatures w14:val="standardContextual"/>
             </w:rPr>
           </w:pPr>
-          <w:hyperlink w:anchor="_Toc228117698" w:history="1">
+          <w:hyperlink w:anchor="_Toc228464218" w:history="1">
             <w:r>
               <w:rPr>
                 <w:rStyle w:val="Lienhypertexte"/>
@@ -3267,7 +3267,7 @@
                 <w:noProof/>
                 <w:webHidden/>
               </w:rPr>
-              <w:instrText xml:space="preserve"> PAGEREF _Toc228117698 \h </w:instrText>
+              <w:instrText xml:space="preserve"> PAGEREF _Toc228464218 \h </w:instrText>
             </w:r>
             <w:r>
               <w:rPr>
@@ -3287,7 +3287,7 @@
                 <w:noProof/>
                 <w:webHidden/>
               </w:rPr>
-              <w:t>48</w:t>
+              <w:t>49</w:t>
             </w:r>
             <w:r>
               <w:rPr>
@@ -3313,7 +3313,7 @@
               <w14:ligatures w14:val="standardContextual"/>
             </w:rPr>
           </w:pPr>
-          <w:hyperlink w:anchor="_Toc228117699" w:history="1">
+          <w:hyperlink w:anchor="_Toc228464219" w:history="1">
             <w:r>
               <w:rPr>
                 <w:rStyle w:val="Lienhypertexte"/>
@@ -3340,7 +3340,7 @@
                 <w:noProof/>
                 <w:webHidden/>
               </w:rPr>
-              <w:instrText xml:space="preserve"> PAGEREF _Toc228117699 \h </w:instrText>
+              <w:instrText xml:space="preserve"> PAGEREF _Toc228464219 \h </w:instrText>
             </w:r>
             <w:r>
               <w:rPr>
@@ -3360,7 +3360,7 @@
                 <w:noProof/>
                 <w:webHidden/>
               </w:rPr>
-              <w:t>49</w:t>
+              <w:t>50</w:t>
             </w:r>
             <w:r>
               <w:rPr>
@@ -3386,7 +3386,7 @@
               <w14:ligatures w14:val="standardContextual"/>
             </w:rPr>
           </w:pPr>
-          <w:hyperlink w:anchor="_Toc228117700" w:history="1">
+          <w:hyperlink w:anchor="_Toc228464220" w:history="1">
             <w:r>
               <w:rPr>
                 <w:rStyle w:val="Lienhypertexte"/>
@@ -3413,7 +3413,7 @@
                 <w:noProof/>
                 <w:webHidden/>
               </w:rPr>
-              <w:instrText xml:space="preserve"> PAGEREF _Toc228117700 \h </w:instrText>
+              <w:instrText xml:space="preserve"> PAGEREF _Toc228464220 \h </w:instrText>
             </w:r>
             <w:r>
               <w:rPr>
@@ -3433,7 +3433,7 @@
                 <w:noProof/>
                 <w:webHidden/>
               </w:rPr>
-              <w:t>50</w:t>
+              <w:t>51</w:t>
             </w:r>
             <w:r>
               <w:rPr>
@@ -3459,7 +3459,7 @@
               <w14:ligatures w14:val="standardContextual"/>
             </w:rPr>
           </w:pPr>
-          <w:hyperlink w:anchor="_Toc228117701" w:history="1">
+          <w:hyperlink w:anchor="_Toc228464221" w:history="1">
             <w:r>
               <w:rPr>
                 <w:rStyle w:val="Lienhypertexte"/>
@@ -3486,7 +3486,7 @@
                 <w:noProof/>
                 <w:webHidden/>
               </w:rPr>
-              <w:instrText xml:space="preserve"> PAGEREF _Toc228117701 \h </w:instrText>
+              <w:instrText xml:space="preserve"> PAGEREF _Toc228464221 \h </w:instrText>
             </w:r>
             <w:r>
               <w:rPr>
@@ -3506,7 +3506,7 @@
                 <w:noProof/>
                 <w:webHidden/>
               </w:rPr>
-              <w:t>51</w:t>
+              <w:t>52</w:t>
             </w:r>
             <w:r>
               <w:rPr>
@@ -3532,7 +3532,7 @@
               <w14:ligatures w14:val="standardContextual"/>
             </w:rPr>
           </w:pPr>
-          <w:hyperlink w:anchor="_Toc228117702" w:history="1">
+          <w:hyperlink w:anchor="_Toc228464222" w:history="1">
             <w:r>
               <w:rPr>
                 <w:rStyle w:val="Lienhypertexte"/>
@@ -3559,7 +3559,7 @@
                 <w:noProof/>
                 <w:webHidden/>
               </w:rPr>
-              <w:instrText xml:space="preserve"> PAGEREF _Toc228117702 \h </w:instrText>
+              <w:instrText xml:space="preserve"> PAGEREF _Toc228464222 \h </w:instrText>
             </w:r>
             <w:r>
               <w:rPr>
@@ -3579,7 +3579,7 @@
                 <w:noProof/>
                 <w:webHidden/>
               </w:rPr>
-              <w:t>51</w:t>
+              <w:t>52</w:t>
             </w:r>
             <w:r>
               <w:rPr>
@@ -3605,7 +3605,7 @@
               <w14:ligatures w14:val="standardContextual"/>
             </w:rPr>
           </w:pPr>
-          <w:hyperlink w:anchor="_Toc228117703" w:history="1">
+          <w:hyperlink w:anchor="_Toc228464223" w:history="1">
             <w:r>
               <w:rPr>
                 <w:rStyle w:val="Lienhypertexte"/>
@@ -3632,7 +3632,7 @@
                 <w:noProof/>
                 <w:webHidden/>
               </w:rPr>
-              <w:instrText xml:space="preserve"> PAGEREF _Toc228117703 \h </w:instrText>
+              <w:instrText xml:space="preserve"> PAGEREF _Toc228464223 \h </w:instrText>
             </w:r>
             <w:r>
               <w:rPr>
@@ -3652,7 +3652,7 @@
                 <w:noProof/>
                 <w:webHidden/>
               </w:rPr>
-              <w:t>51</w:t>
+              <w:t>52</w:t>
             </w:r>
             <w:r>
               <w:rPr>
@@ -3678,7 +3678,7 @@
               <w14:ligatures w14:val="standardContextual"/>
             </w:rPr>
           </w:pPr>
-          <w:hyperlink w:anchor="_Toc228117704" w:history="1">
+          <w:hyperlink w:anchor="_Toc228464224" w:history="1">
             <w:r>
               <w:rPr>
                 <w:rStyle w:val="Lienhypertexte"/>
@@ -3705,7 +3705,7 @@
                 <w:noProof/>
                 <w:webHidden/>
               </w:rPr>
-              <w:instrText xml:space="preserve"> PAGEREF _Toc228117704 \h </w:instrText>
+              <w:instrText xml:space="preserve"> PAGEREF _Toc228464224 \h </w:instrText>
             </w:r>
             <w:r>
               <w:rPr>
@@ -3725,7 +3725,7 @@
                 <w:noProof/>
                 <w:webHidden/>
               </w:rPr>
-              <w:t>52</w:t>
+              <w:t>53</w:t>
             </w:r>
             <w:r>
               <w:rPr>
@@ -3751,7 +3751,7 @@
               <w14:ligatures w14:val="standardContextual"/>
             </w:rPr>
           </w:pPr>
-          <w:hyperlink w:anchor="_Toc228117705" w:history="1">
+          <w:hyperlink w:anchor="_Toc228464225" w:history="1">
             <w:r>
               <w:rPr>
                 <w:rStyle w:val="Lienhypertexte"/>
@@ -3778,7 +3778,7 @@
                 <w:noProof/>
                 <w:webHidden/>
               </w:rPr>
-              <w:instrText xml:space="preserve"> PAGEREF _Toc228117705 \h </w:instrText>
+              <w:instrText xml:space="preserve"> PAGEREF _Toc228464225 \h </w:instrText>
             </w:r>
             <w:r>
               <w:rPr>
@@ -3798,7 +3798,7 @@
                 <w:noProof/>
                 <w:webHidden/>
               </w:rPr>
-              <w:t>52</w:t>
+              <w:t>53</w:t>
             </w:r>
             <w:r>
               <w:rPr>
@@ -3824,7 +3824,7 @@
               <w14:ligatures w14:val="standardContextual"/>
             </w:rPr>
           </w:pPr>
-          <w:hyperlink w:anchor="_Toc228117706" w:history="1">
+          <w:hyperlink w:anchor="_Toc228464226" w:history="1">
             <w:r>
               <w:rPr>
                 <w:rStyle w:val="Lienhypertexte"/>
@@ -3851,7 +3851,7 @@
                 <w:noProof/>
                 <w:webHidden/>
               </w:rPr>
-              <w:instrText xml:space="preserve"> PAGEREF _Toc228117706 \h </w:instrText>
+              <w:instrText xml:space="preserve"> PAGEREF _Toc228464226 \h </w:instrText>
             </w:r>
             <w:r>
               <w:rPr>
@@ -3871,7 +3871,7 @@
                 <w:noProof/>
                 <w:webHidden/>
               </w:rPr>
-              <w:t>53</w:t>
+              <w:t>54</w:t>
             </w:r>
             <w:r>
               <w:rPr>
@@ -3897,7 +3897,7 @@
               <w14:ligatures w14:val="standardContextual"/>
             </w:rPr>
           </w:pPr>
-          <w:hyperlink w:anchor="_Toc228117707" w:history="1">
+          <w:hyperlink w:anchor="_Toc228464227" w:history="1">
             <w:r>
               <w:rPr>
                 <w:rStyle w:val="Lienhypertexte"/>
@@ -3924,7 +3924,7 @@
                 <w:noProof/>
                 <w:webHidden/>
               </w:rPr>
-              <w:instrText xml:space="preserve"> PAGEREF _Toc228117707 \h </w:instrText>
+              <w:instrText xml:space="preserve"> PAGEREF _Toc228464227 \h </w:instrText>
             </w:r>
             <w:r>
               <w:rPr>
@@ -3944,7 +3944,7 @@
                 <w:noProof/>
                 <w:webHidden/>
               </w:rPr>
-              <w:t>54</w:t>
+              <w:t>55</w:t>
             </w:r>
             <w:r>
               <w:rPr>
@@ -3970,7 +3970,7 @@
               <w14:ligatures w14:val="standardContextual"/>
             </w:rPr>
           </w:pPr>
-          <w:hyperlink w:anchor="_Toc228117708" w:history="1">
+          <w:hyperlink w:anchor="_Toc228464228" w:history="1">
             <w:r>
               <w:rPr>
                 <w:rStyle w:val="Lienhypertexte"/>
@@ -3997,7 +3997,7 @@
                 <w:noProof/>
                 <w:webHidden/>
               </w:rPr>
-              <w:instrText xml:space="preserve"> PAGEREF _Toc228117708 \h </w:instrText>
+              <w:instrText xml:space="preserve"> PAGEREF _Toc228464228 \h </w:instrText>
             </w:r>
             <w:r>
               <w:rPr>
@@ -4017,7 +4017,7 @@
                 <w:noProof/>
                 <w:webHidden/>
               </w:rPr>
-              <w:t>54</w:t>
+              <w:t>55</w:t>
             </w:r>
             <w:r>
               <w:rPr>
@@ -4043,7 +4043,7 @@
               <w14:ligatures w14:val="standardContextual"/>
             </w:rPr>
           </w:pPr>
-          <w:hyperlink w:anchor="_Toc228117709" w:history="1">
+          <w:hyperlink w:anchor="_Toc228464229" w:history="1">
             <w:r>
               <w:rPr>
                 <w:rStyle w:val="Lienhypertexte"/>
@@ -4070,7 +4070,7 @@
                 <w:noProof/>
                 <w:webHidden/>
               </w:rPr>
-              <w:instrText xml:space="preserve"> PAGEREF _Toc228117709 \h </w:instrText>
+              <w:instrText xml:space="preserve"> PAGEREF _Toc228464229 \h </w:instrText>
             </w:r>
             <w:r>
               <w:rPr>
@@ -4090,7 +4090,7 @@
                 <w:noProof/>
                 <w:webHidden/>
               </w:rPr>
-              <w:t>56</w:t>
+              <w:t>57</w:t>
             </w:r>
             <w:r>
               <w:rPr>
@@ -4116,7 +4116,7 @@
               <w14:ligatures w14:val="standardContextual"/>
             </w:rPr>
           </w:pPr>
-          <w:hyperlink w:anchor="_Toc228117710" w:history="1">
+          <w:hyperlink w:anchor="_Toc228464230" w:history="1">
             <w:r>
               <w:rPr>
                 <w:rStyle w:val="Lienhypertexte"/>
@@ -4144,7 +4144,7 @@
                 <w:noProof/>
                 <w:webHidden/>
               </w:rPr>
-              <w:instrText xml:space="preserve"> PAGEREF _Toc228117710 \h </w:instrText>
+              <w:instrText xml:space="preserve"> PAGEREF _Toc228464230 \h </w:instrText>
             </w:r>
             <w:r>
               <w:rPr>
@@ -4164,7 +4164,7 @@
                 <w:noProof/>
                 <w:webHidden/>
               </w:rPr>
-              <w:t>62</w:t>
+              <w:t>63</w:t>
             </w:r>
             <w:r>
               <w:rPr>
@@ -4190,7 +4190,7 @@
               <w14:ligatures w14:val="standardContextual"/>
             </w:rPr>
           </w:pPr>
-          <w:hyperlink w:anchor="_Toc228117711" w:history="1">
+          <w:hyperlink w:anchor="_Toc228464231" w:history="1">
             <w:r>
               <w:rPr>
                 <w:rStyle w:val="Lienhypertexte"/>
@@ -4217,7 +4217,7 @@
                 <w:noProof/>
                 <w:webHidden/>
               </w:rPr>
-              <w:instrText xml:space="preserve"> PAGEREF _Toc228117711 \h </w:instrText>
+              <w:instrText xml:space="preserve"> PAGEREF _Toc228464231 \h </w:instrText>
             </w:r>
             <w:r>
               <w:rPr>
@@ -4237,7 +4237,7 @@
                 <w:noProof/>
                 <w:webHidden/>
               </w:rPr>
-              <w:t>65</w:t>
+              <w:t>66</w:t>
             </w:r>
             <w:r>
               <w:rPr>
@@ -4263,7 +4263,7 @@
               <w14:ligatures w14:val="standardContextual"/>
             </w:rPr>
           </w:pPr>
-          <w:hyperlink w:anchor="_Toc228117712" w:history="1">
+          <w:hyperlink w:anchor="_Toc228464232" w:history="1">
             <w:r>
               <w:rPr>
                 <w:rStyle w:val="Lienhypertexte"/>
@@ -4290,7 +4290,7 @@
                 <w:noProof/>
                 <w:webHidden/>
               </w:rPr>
-              <w:instrText xml:space="preserve"> PAGEREF _Toc228117712 \h </w:instrText>
+              <w:instrText xml:space="preserve"> PAGEREF _Toc228464232 \h </w:instrText>
             </w:r>
             <w:r>
               <w:rPr>
@@ -4310,7 +4310,7 @@
                 <w:noProof/>
                 <w:webHidden/>
               </w:rPr>
-              <w:t>67</w:t>
+              <w:t>68</w:t>
             </w:r>
             <w:r>
               <w:rPr>
@@ -4336,7 +4336,7 @@
               <w14:ligatures w14:val="standardContextual"/>
             </w:rPr>
           </w:pPr>
-          <w:hyperlink w:anchor="_Toc228117713" w:history="1">
+          <w:hyperlink w:anchor="_Toc228464233" w:history="1">
             <w:r>
               <w:rPr>
                 <w:rStyle w:val="Lienhypertexte"/>
@@ -4363,7 +4363,7 @@
                 <w:noProof/>
                 <w:webHidden/>
               </w:rPr>
-              <w:instrText xml:space="preserve"> PAGEREF _Toc228117713 \h </w:instrText>
+              <w:instrText xml:space="preserve"> PAGEREF _Toc228464233 \h </w:instrText>
             </w:r>
             <w:r>
               <w:rPr>
@@ -4383,7 +4383,7 @@
                 <w:noProof/>
                 <w:webHidden/>
               </w:rPr>
-              <w:t>69</w:t>
+              <w:t>70</w:t>
             </w:r>
             <w:r>
               <w:rPr>
@@ -4409,7 +4409,7 @@
               <w14:ligatures w14:val="standardContextual"/>
             </w:rPr>
           </w:pPr>
-          <w:hyperlink w:anchor="_Toc228117714" w:history="1">
+          <w:hyperlink w:anchor="_Toc228464234" w:history="1">
             <w:r>
               <w:rPr>
                 <w:rStyle w:val="Lienhypertexte"/>
@@ -4436,7 +4436,7 @@
                 <w:noProof/>
                 <w:webHidden/>
               </w:rPr>
-              <w:instrText xml:space="preserve"> PAGEREF _Toc228117714 \h </w:instrText>
+              <w:instrText xml:space="preserve"> PAGEREF _Toc228464234 \h </w:instrText>
             </w:r>
             <w:r>
               <w:rPr>
@@ -4456,7 +4456,7 @@
                 <w:noProof/>
                 <w:webHidden/>
               </w:rPr>
-              <w:t>69</w:t>
+              <w:t>70</w:t>
             </w:r>
             <w:r>
               <w:rPr>
@@ -4482,7 +4482,7 @@
               <w14:ligatures w14:val="standardContextual"/>
             </w:rPr>
           </w:pPr>
-          <w:hyperlink w:anchor="_Toc228117715" w:history="1">
+          <w:hyperlink w:anchor="_Toc228464235" w:history="1">
             <w:r>
               <w:rPr>
                 <w:rStyle w:val="Lienhypertexte"/>
@@ -4509,7 +4509,7 @@
                 <w:noProof/>
                 <w:webHidden/>
               </w:rPr>
-              <w:instrText xml:space="preserve"> PAGEREF _Toc228117715 \h </w:instrText>
+              <w:instrText xml:space="preserve"> PAGEREF _Toc228464235 \h </w:instrText>
             </w:r>
             <w:r>
               <w:rPr>
@@ -4529,7 +4529,7 @@
                 <w:noProof/>
                 <w:webHidden/>
               </w:rPr>
-              <w:t>69</w:t>
+              <w:t>70</w:t>
             </w:r>
             <w:r>
               <w:rPr>
@@ -4555,7 +4555,7 @@
               <w14:ligatures w14:val="standardContextual"/>
             </w:rPr>
           </w:pPr>
-          <w:hyperlink w:anchor="_Toc228117716" w:history="1">
+          <w:hyperlink w:anchor="_Toc228464236" w:history="1">
             <w:r>
               <w:rPr>
                 <w:rStyle w:val="Lienhypertexte"/>
@@ -4582,7 +4582,7 @@
                 <w:noProof/>
                 <w:webHidden/>
               </w:rPr>
-              <w:instrText xml:space="preserve"> PAGEREF _Toc228117716 \h </w:instrText>
+              <w:instrText xml:space="preserve"> PAGEREF _Toc228464236 \h </w:instrText>
             </w:r>
             <w:r>
               <w:rPr>
@@ -4602,7 +4602,7 @@
                 <w:noProof/>
                 <w:webHidden/>
               </w:rPr>
-              <w:t>73</w:t>
+              <w:t>74</w:t>
             </w:r>
             <w:r>
               <w:rPr>
@@ -4628,7 +4628,7 @@
               <w14:ligatures w14:val="standardContextual"/>
             </w:rPr>
           </w:pPr>
-          <w:hyperlink w:anchor="_Toc228117717" w:history="1">
+          <w:hyperlink w:anchor="_Toc228464237" w:history="1">
             <w:r>
               <w:rPr>
                 <w:rStyle w:val="Lienhypertexte"/>
@@ -4655,7 +4655,7 @@
                 <w:noProof/>
                 <w:webHidden/>
               </w:rPr>
-              <w:instrText xml:space="preserve"> PAGEREF _Toc228117717 \h </w:instrText>
+              <w:instrText xml:space="preserve"> PAGEREF _Toc228464237 \h </w:instrText>
             </w:r>
             <w:r>
               <w:rPr>
@@ -4675,7 +4675,7 @@
                 <w:noProof/>
                 <w:webHidden/>
               </w:rPr>
-              <w:t>73</w:t>
+              <w:t>74</w:t>
             </w:r>
             <w:r>
               <w:rPr>
@@ -4701,7 +4701,7 @@
               <w14:ligatures w14:val="standardContextual"/>
             </w:rPr>
           </w:pPr>
-          <w:hyperlink w:anchor="_Toc228117718" w:history="1">
+          <w:hyperlink w:anchor="_Toc228464238" w:history="1">
             <w:r>
               <w:rPr>
                 <w:rStyle w:val="Lienhypertexte"/>
@@ -4728,7 +4728,7 @@
                 <w:noProof/>
                 <w:webHidden/>
               </w:rPr>
-              <w:instrText xml:space="preserve"> PAGEREF _Toc228117718 \h </w:instrText>
+              <w:instrText xml:space="preserve"> PAGEREF _Toc228464238 \h </w:instrText>
             </w:r>
             <w:r>
               <w:rPr>
@@ -4748,7 +4748,7 @@
                 <w:noProof/>
                 <w:webHidden/>
               </w:rPr>
-              <w:t>75</w:t>
+              <w:t>76</w:t>
             </w:r>
             <w:r>
               <w:rPr>
@@ -4774,7 +4774,7 @@
               <w14:ligatures w14:val="standardContextual"/>
             </w:rPr>
           </w:pPr>
-          <w:hyperlink w:anchor="_Toc228117719" w:history="1">
+          <w:hyperlink w:anchor="_Toc228464239" w:history="1">
             <w:r>
               <w:rPr>
                 <w:rStyle w:val="Lienhypertexte"/>
@@ -4801,7 +4801,7 @@
                 <w:noProof/>
                 <w:webHidden/>
               </w:rPr>
-              <w:instrText xml:space="preserve"> PAGEREF _Toc228117719 \h </w:instrText>
+              <w:instrText xml:space="preserve"> PAGEREF _Toc228464239 \h </w:instrText>
             </w:r>
             <w:r>
               <w:rPr>
@@ -4821,7 +4821,7 @@
                 <w:noProof/>
                 <w:webHidden/>
               </w:rPr>
-              <w:t>77</w:t>
+              <w:t>78</w:t>
             </w:r>
             <w:r>
               <w:rPr>
@@ -4847,7 +4847,7 @@
               <w14:ligatures w14:val="standardContextual"/>
             </w:rPr>
           </w:pPr>
-          <w:hyperlink w:anchor="_Toc228117720" w:history="1">
+          <w:hyperlink w:anchor="_Toc228464240" w:history="1">
             <w:r>
               <w:rPr>
                 <w:rStyle w:val="Lienhypertexte"/>
@@ -4874,7 +4874,7 @@
                 <w:noProof/>
                 <w:webHidden/>
               </w:rPr>
-              <w:instrText xml:space="preserve"> PAGEREF _Toc228117720 \h </w:instrText>
+              <w:instrText xml:space="preserve"> PAGEREF _Toc228464240 \h </w:instrText>
             </w:r>
             <w:r>
               <w:rPr>
@@ -4894,7 +4894,7 @@
                 <w:noProof/>
                 <w:webHidden/>
               </w:rPr>
-              <w:t>78</w:t>
+              <w:t>79</w:t>
             </w:r>
             <w:r>
               <w:rPr>
@@ -4920,7 +4920,7 @@
               <w14:ligatures w14:val="standardContextual"/>
             </w:rPr>
           </w:pPr>
-          <w:hyperlink w:anchor="_Toc228117721" w:history="1">
+          <w:hyperlink w:anchor="_Toc228464241" w:history="1">
             <w:r>
               <w:rPr>
                 <w:rStyle w:val="Lienhypertexte"/>
@@ -4947,7 +4947,7 @@
                 <w:noProof/>
                 <w:webHidden/>
               </w:rPr>
-              <w:instrText xml:space="preserve"> PAGEREF _Toc228117721 \h </w:instrText>
+              <w:instrText xml:space="preserve"> PAGEREF _Toc228464241 \h </w:instrText>
             </w:r>
             <w:r>
               <w:rPr>
@@ -4967,7 +4967,7 @@
                 <w:noProof/>
                 <w:webHidden/>
               </w:rPr>
-              <w:t>79</w:t>
+              <w:t>80</w:t>
             </w:r>
             <w:r>
               <w:rPr>
@@ -4993,7 +4993,7 @@
               <w14:ligatures w14:val="standardContextual"/>
             </w:rPr>
           </w:pPr>
-          <w:hyperlink w:anchor="_Toc228117722" w:history="1">
+          <w:hyperlink w:anchor="_Toc228464242" w:history="1">
             <w:r>
               <w:rPr>
                 <w:rStyle w:val="Lienhypertexte"/>
@@ -5020,7 +5020,7 @@
                 <w:noProof/>
                 <w:webHidden/>
               </w:rPr>
-              <w:instrText xml:space="preserve"> PAGEREF _Toc228117722 \h </w:instrText>
+              <w:instrText xml:space="preserve"> PAGEREF _Toc228464242 \h </w:instrText>
             </w:r>
             <w:r>
               <w:rPr>
@@ -5040,7 +5040,7 @@
                 <w:noProof/>
                 <w:webHidden/>
               </w:rPr>
-              <w:t>80</w:t>
+              <w:t>81</w:t>
             </w:r>
             <w:r>
               <w:rPr>
@@ -5066,7 +5066,7 @@
               <w14:ligatures w14:val="standardContextual"/>
             </w:rPr>
           </w:pPr>
-          <w:hyperlink w:anchor="_Toc228117723" w:history="1">
+          <w:hyperlink w:anchor="_Toc228464243" w:history="1">
             <w:r>
               <w:rPr>
                 <w:rStyle w:val="Lienhypertexte"/>
@@ -5093,7 +5093,7 @@
                 <w:noProof/>
                 <w:webHidden/>
               </w:rPr>
-              <w:instrText xml:space="preserve"> PAGEREF _Toc228117723 \h </w:instrText>
+              <w:instrText xml:space="preserve"> PAGEREF _Toc228464243 \h </w:instrText>
             </w:r>
             <w:r>
               <w:rPr>
@@ -5113,7 +5113,7 @@
                 <w:noProof/>
                 <w:webHidden/>
               </w:rPr>
-              <w:t>80</w:t>
+              <w:t>81</w:t>
             </w:r>
             <w:r>
               <w:rPr>
@@ -5139,7 +5139,7 @@
               <w14:ligatures w14:val="standardContextual"/>
             </w:rPr>
           </w:pPr>
-          <w:hyperlink w:anchor="_Toc228117724" w:history="1">
+          <w:hyperlink w:anchor="_Toc228464244" w:history="1">
             <w:r>
               <w:rPr>
                 <w:rStyle w:val="Lienhypertexte"/>
@@ -5166,7 +5166,7 @@
                 <w:noProof/>
                 <w:webHidden/>
               </w:rPr>
-              <w:instrText xml:space="preserve"> PAGEREF _Toc228117724 \h </w:instrText>
+              <w:instrText xml:space="preserve"> PAGEREF _Toc228464244 \h </w:instrText>
             </w:r>
             <w:r>
               <w:rPr>
@@ -5186,7 +5186,7 @@
                 <w:noProof/>
                 <w:webHidden/>
               </w:rPr>
-              <w:t>81</w:t>
+              <w:t>82</w:t>
             </w:r>
             <w:r>
               <w:rPr>
@@ -5212,7 +5212,7 @@
               <w14:ligatures w14:val="standardContextual"/>
             </w:rPr>
           </w:pPr>
-          <w:hyperlink w:anchor="_Toc228117725" w:history="1">
+          <w:hyperlink w:anchor="_Toc228464245" w:history="1">
             <w:r>
               <w:rPr>
                 <w:rStyle w:val="Lienhypertexte"/>
@@ -5239,7 +5239,7 @@
                 <w:noProof/>
                 <w:webHidden/>
               </w:rPr>
-              <w:instrText xml:space="preserve"> PAGEREF _Toc228117725 \h </w:instrText>
+              <w:instrText xml:space="preserve"> PAGEREF _Toc228464245 \h </w:instrText>
             </w:r>
             <w:r>
               <w:rPr>
@@ -5259,7 +5259,7 @@
                 <w:noProof/>
                 <w:webHidden/>
               </w:rPr>
-              <w:t>82</w:t>
+              <w:t>83</w:t>
             </w:r>
             <w:r>
               <w:rPr>
@@ -5285,7 +5285,7 @@
               <w14:ligatures w14:val="standardContextual"/>
             </w:rPr>
           </w:pPr>
-          <w:hyperlink w:anchor="_Toc228117726" w:history="1">
+          <w:hyperlink w:anchor="_Toc228464246" w:history="1">
             <w:r>
               <w:rPr>
                 <w:rStyle w:val="Lienhypertexte"/>
@@ -5312,7 +5312,7 @@
                 <w:noProof/>
                 <w:webHidden/>
               </w:rPr>
-              <w:instrText xml:space="preserve"> PAGEREF _Toc228117726 \h </w:instrText>
+              <w:instrText xml:space="preserve"> PAGEREF _Toc228464246 \h </w:instrText>
             </w:r>
             <w:r>
               <w:rPr>
@@ -5332,7 +5332,7 @@
                 <w:noProof/>
                 <w:webHidden/>
               </w:rPr>
-              <w:t>83</w:t>
+              <w:t>84</w:t>
             </w:r>
             <w:r>
               <w:rPr>
@@ -5358,7 +5358,7 @@
               <w14:ligatures w14:val="standardContextual"/>
             </w:rPr>
           </w:pPr>
-          <w:hyperlink w:anchor="_Toc228117727" w:history="1">
+          <w:hyperlink w:anchor="_Toc228464247" w:history="1">
             <w:r>
               <w:rPr>
                 <w:rStyle w:val="Lienhypertexte"/>
@@ -5385,7 +5385,7 @@
                 <w:noProof/>
                 <w:webHidden/>
               </w:rPr>
-              <w:instrText xml:space="preserve"> PAGEREF _Toc228117727 \h </w:instrText>
+              <w:instrText xml:space="preserve"> PAGEREF _Toc228464247 \h </w:instrText>
             </w:r>
             <w:r>
               <w:rPr>
@@ -5405,7 +5405,7 @@
                 <w:noProof/>
                 <w:webHidden/>
               </w:rPr>
-              <w:t>83</w:t>
+              <w:t>84</w:t>
             </w:r>
             <w:r>
               <w:rPr>
@@ -5431,7 +5431,7 @@
               <w14:ligatures w14:val="standardContextual"/>
             </w:rPr>
           </w:pPr>
-          <w:hyperlink w:anchor="_Toc228117728" w:history="1">
+          <w:hyperlink w:anchor="_Toc228464248" w:history="1">
             <w:r>
               <w:rPr>
                 <w:rStyle w:val="Lienhypertexte"/>
@@ -5458,7 +5458,7 @@
                 <w:noProof/>
                 <w:webHidden/>
               </w:rPr>
-              <w:instrText xml:space="preserve"> PAGEREF _Toc228117728 \h </w:instrText>
+              <w:instrText xml:space="preserve"> PAGEREF _Toc228464248 \h </w:instrText>
             </w:r>
             <w:r>
               <w:rPr>
@@ -5478,7 +5478,7 @@
                 <w:noProof/>
                 <w:webHidden/>
               </w:rPr>
-              <w:t>83</w:t>
+              <w:t>84</w:t>
             </w:r>
             <w:r>
               <w:rPr>
@@ -5504,7 +5504,7 @@
               <w14:ligatures w14:val="standardContextual"/>
             </w:rPr>
           </w:pPr>
-          <w:hyperlink w:anchor="_Toc228117729" w:history="1">
+          <w:hyperlink w:anchor="_Toc228464249" w:history="1">
             <w:r>
               <w:rPr>
                 <w:rStyle w:val="Lienhypertexte"/>
@@ -5531,7 +5531,7 @@
                 <w:noProof/>
                 <w:webHidden/>
               </w:rPr>
-              <w:instrText xml:space="preserve"> PAGEREF _Toc228117729 \h </w:instrText>
+              <w:instrText xml:space="preserve"> PAGEREF _Toc228464249 \h </w:instrText>
             </w:r>
             <w:r>
               <w:rPr>
@@ -5551,7 +5551,7 @@
                 <w:noProof/>
                 <w:webHidden/>
               </w:rPr>
-              <w:t>85</w:t>
+              <w:t>86</w:t>
             </w:r>
             <w:r>
               <w:rPr>
@@ -5577,7 +5577,7 @@
               <w14:ligatures w14:val="standardContextual"/>
             </w:rPr>
           </w:pPr>
-          <w:hyperlink w:anchor="_Toc228117730" w:history="1">
+          <w:hyperlink w:anchor="_Toc228464250" w:history="1">
             <w:r>
               <w:rPr>
                 <w:rStyle w:val="Lienhypertexte"/>
@@ -5604,7 +5604,7 @@
                 <w:noProof/>
                 <w:webHidden/>
               </w:rPr>
-              <w:instrText xml:space="preserve"> PAGEREF _Toc228117730 \h </w:instrText>
+              <w:instrText xml:space="preserve"> PAGEREF _Toc228464250 \h </w:instrText>
             </w:r>
             <w:r>
               <w:rPr>
@@ -5624,7 +5624,7 @@
                 <w:noProof/>
                 <w:webHidden/>
               </w:rPr>
-              <w:t>86</w:t>
+              <w:t>87</w:t>
             </w:r>
             <w:r>
               <w:rPr>
@@ -5650,7 +5650,7 @@
               <w14:ligatures w14:val="standardContextual"/>
             </w:rPr>
           </w:pPr>
-          <w:hyperlink w:anchor="_Toc228117731" w:history="1">
+          <w:hyperlink w:anchor="_Toc228464251" w:history="1">
             <w:r>
               <w:rPr>
                 <w:rStyle w:val="Lienhypertexte"/>
@@ -5677,7 +5677,7 @@
                 <w:noProof/>
                 <w:webHidden/>
               </w:rPr>
-              <w:instrText xml:space="preserve"> PAGEREF _Toc228117731 \h </w:instrText>
+              <w:instrText xml:space="preserve"> PAGEREF _Toc228464251 \h </w:instrText>
             </w:r>
             <w:r>
               <w:rPr>
@@ -5697,7 +5697,7 @@
                 <w:noProof/>
                 <w:webHidden/>
               </w:rPr>
-              <w:t>87</w:t>
+              <w:t>88</w:t>
             </w:r>
             <w:r>
               <w:rPr>
@@ -5723,7 +5723,7 @@
               <w14:ligatures w14:val="standardContextual"/>
             </w:rPr>
           </w:pPr>
-          <w:hyperlink w:anchor="_Toc228117732" w:history="1">
+          <w:hyperlink w:anchor="_Toc228464252" w:history="1">
             <w:r>
               <w:rPr>
                 <w:rStyle w:val="Lienhypertexte"/>
@@ -5750,7 +5750,7 @@
                 <w:noProof/>
                 <w:webHidden/>
               </w:rPr>
-              <w:instrText xml:space="preserve"> PAGEREF _Toc228117732 \h </w:instrText>
+              <w:instrText xml:space="preserve"> PAGEREF _Toc228464252 \h </w:instrText>
             </w:r>
             <w:r>
               <w:rPr>
@@ -5770,7 +5770,7 @@
                 <w:noProof/>
                 <w:webHidden/>
               </w:rPr>
-              <w:t>88</w:t>
+              <w:t>89</w:t>
             </w:r>
             <w:r>
               <w:rPr>
@@ -5796,7 +5796,7 @@
               <w14:ligatures w14:val="standardContextual"/>
             </w:rPr>
           </w:pPr>
-          <w:hyperlink w:anchor="_Toc228117733" w:history="1">
+          <w:hyperlink w:anchor="_Toc228464253" w:history="1">
             <w:r>
               <w:rPr>
                 <w:rStyle w:val="Lienhypertexte"/>
@@ -5823,7 +5823,7 @@
                 <w:noProof/>
                 <w:webHidden/>
               </w:rPr>
-              <w:instrText xml:space="preserve"> PAGEREF _Toc228117733 \h </w:instrText>
+              <w:instrText xml:space="preserve"> PAGEREF _Toc228464253 \h </w:instrText>
             </w:r>
             <w:r>
               <w:rPr>
@@ -5843,7 +5843,7 @@
                 <w:noProof/>
                 <w:webHidden/>
               </w:rPr>
-              <w:t>88</w:t>
+              <w:t>89</w:t>
             </w:r>
             <w:r>
               <w:rPr>
@@ -5869,7 +5869,7 @@
               <w14:ligatures w14:val="standardContextual"/>
             </w:rPr>
           </w:pPr>
-          <w:hyperlink w:anchor="_Toc228117734" w:history="1">
+          <w:hyperlink w:anchor="_Toc228464254" w:history="1">
             <w:r>
               <w:rPr>
                 <w:rStyle w:val="Lienhypertexte"/>
@@ -5896,7 +5896,7 @@
                 <w:noProof/>
                 <w:webHidden/>
               </w:rPr>
-              <w:instrText xml:space="preserve"> PAGEREF _Toc228117734 \h </w:instrText>
+              <w:instrText xml:space="preserve"> PAGEREF _Toc228464254 \h </w:instrText>
             </w:r>
             <w:r>
               <w:rPr>
@@ -5916,7 +5916,7 @@
                 <w:noProof/>
                 <w:webHidden/>
               </w:rPr>
-              <w:t>88</w:t>
+              <w:t>89</w:t>
             </w:r>
             <w:r>
               <w:rPr>
@@ -5942,7 +5942,7 @@
               <w14:ligatures w14:val="standardContextual"/>
             </w:rPr>
           </w:pPr>
-          <w:hyperlink w:anchor="_Toc228117735" w:history="1">
+          <w:hyperlink w:anchor="_Toc228464255" w:history="1">
             <w:r>
               <w:rPr>
                 <w:rStyle w:val="Lienhypertexte"/>
@@ -5969,7 +5969,7 @@
                 <w:noProof/>
                 <w:webHidden/>
               </w:rPr>
-              <w:instrText xml:space="preserve"> PAGEREF _Toc228117735 \h </w:instrText>
+              <w:instrText xml:space="preserve"> PAGEREF _Toc228464255 \h </w:instrText>
             </w:r>
             <w:r>
               <w:rPr>
@@ -5989,7 +5989,7 @@
                 <w:noProof/>
                 <w:webHidden/>
               </w:rPr>
-              <w:t>89</w:t>
+              <w:t>90</w:t>
             </w:r>
             <w:r>
               <w:rPr>
@@ -6015,7 +6015,7 @@
               <w14:ligatures w14:val="standardContextual"/>
             </w:rPr>
           </w:pPr>
-          <w:hyperlink w:anchor="_Toc228117736" w:history="1">
+          <w:hyperlink w:anchor="_Toc228464256" w:history="1">
             <w:r>
               <w:rPr>
                 <w:rStyle w:val="Lienhypertexte"/>
@@ -6042,7 +6042,7 @@
                 <w:noProof/>
                 <w:webHidden/>
               </w:rPr>
-              <w:instrText xml:space="preserve"> PAGEREF _Toc228117736 \h </w:instrText>
+              <w:instrText xml:space="preserve"> PAGEREF _Toc228464256 \h </w:instrText>
             </w:r>
             <w:r>
               <w:rPr>
@@ -6062,7 +6062,7 @@
                 <w:noProof/>
                 <w:webHidden/>
               </w:rPr>
-              <w:t>89</w:t>
+              <w:t>90</w:t>
             </w:r>
             <w:r>
               <w:rPr>
@@ -6088,7 +6088,7 @@
               <w14:ligatures w14:val="standardContextual"/>
             </w:rPr>
           </w:pPr>
-          <w:hyperlink w:anchor="_Toc228117737" w:history="1">
+          <w:hyperlink w:anchor="_Toc228464257" w:history="1">
             <w:r>
               <w:rPr>
                 <w:rStyle w:val="Lienhypertexte"/>
@@ -6115,7 +6115,7 @@
                 <w:noProof/>
                 <w:webHidden/>
               </w:rPr>
-              <w:instrText xml:space="preserve"> PAGEREF _Toc228117737 \h </w:instrText>
+              <w:instrText xml:space="preserve"> PAGEREF _Toc228464257 \h </w:instrText>
             </w:r>
             <w:r>
               <w:rPr>
@@ -6135,7 +6135,7 @@
                 <w:noProof/>
                 <w:webHidden/>
               </w:rPr>
-              <w:t>90</w:t>
+              <w:t>91</w:t>
             </w:r>
             <w:r>
               <w:rPr>
@@ -6161,7 +6161,7 @@
               <w14:ligatures w14:val="standardContextual"/>
             </w:rPr>
           </w:pPr>
-          <w:hyperlink w:anchor="_Toc228117738" w:history="1">
+          <w:hyperlink w:anchor="_Toc228464258" w:history="1">
             <w:r>
               <w:rPr>
                 <w:rStyle w:val="Lienhypertexte"/>
@@ -6188,7 +6188,7 @@
                 <w:noProof/>
                 <w:webHidden/>
               </w:rPr>
-              <w:instrText xml:space="preserve"> PAGEREF _Toc228117738 \h </w:instrText>
+              <w:instrText xml:space="preserve"> PAGEREF _Toc228464258 \h </w:instrText>
             </w:r>
             <w:r>
               <w:rPr>
@@ -6208,7 +6208,7 @@
                 <w:noProof/>
                 <w:webHidden/>
               </w:rPr>
-              <w:t>90</w:t>
+              <w:t>91</w:t>
             </w:r>
             <w:r>
               <w:rPr>
@@ -6234,7 +6234,7 @@
               <w14:ligatures w14:val="standardContextual"/>
             </w:rPr>
           </w:pPr>
-          <w:hyperlink w:anchor="_Toc228117739" w:history="1">
+          <w:hyperlink w:anchor="_Toc228464259" w:history="1">
             <w:r>
               <w:rPr>
                 <w:rStyle w:val="Lienhypertexte"/>
@@ -6261,7 +6261,7 @@
                 <w:noProof/>
                 <w:webHidden/>
               </w:rPr>
-              <w:instrText xml:space="preserve"> PAGEREF _Toc228117739 \h </w:instrText>
+              <w:instrText xml:space="preserve"> PAGEREF _Toc228464259 \h </w:instrText>
             </w:r>
             <w:r>
               <w:rPr>
@@ -6281,7 +6281,7 @@
                 <w:noProof/>
                 <w:webHidden/>
               </w:rPr>
-              <w:t>91</w:t>
+              <w:t>92</w:t>
             </w:r>
             <w:r>
               <w:rPr>
@@ -6307,7 +6307,7 @@
               <w14:ligatures w14:val="standardContextual"/>
             </w:rPr>
           </w:pPr>
-          <w:hyperlink w:anchor="_Toc228117740" w:history="1">
+          <w:hyperlink w:anchor="_Toc228464260" w:history="1">
             <w:r>
               <w:rPr>
                 <w:rStyle w:val="Lienhypertexte"/>
@@ -6334,7 +6334,7 @@
                 <w:noProof/>
                 <w:webHidden/>
               </w:rPr>
-              <w:instrText xml:space="preserve"> PAGEREF _Toc228117740 \h </w:instrText>
+              <w:instrText xml:space="preserve"> PAGEREF _Toc228464260 \h </w:instrText>
             </w:r>
             <w:r>
               <w:rPr>
@@ -6354,7 +6354,7 @@
                 <w:noProof/>
                 <w:webHidden/>
               </w:rPr>
-              <w:t>92</w:t>
+              <w:t>93</w:t>
             </w:r>
             <w:r>
               <w:rPr>
@@ -6380,7 +6380,7 @@
               <w14:ligatures w14:val="standardContextual"/>
             </w:rPr>
           </w:pPr>
-          <w:hyperlink w:anchor="_Toc228117741" w:history="1">
+          <w:hyperlink w:anchor="_Toc228464261" w:history="1">
             <w:r>
               <w:rPr>
                 <w:rStyle w:val="Lienhypertexte"/>
@@ -6407,7 +6407,7 @@
                 <w:noProof/>
                 <w:webHidden/>
               </w:rPr>
-              <w:instrText xml:space="preserve"> PAGEREF _Toc228117741 \h </w:instrText>
+              <w:instrText xml:space="preserve"> PAGEREF _Toc228464261 \h </w:instrText>
             </w:r>
             <w:r>
               <w:rPr>
@@ -6427,7 +6427,7 @@
                 <w:noProof/>
                 <w:webHidden/>
               </w:rPr>
-              <w:t>93</w:t>
+              <w:t>94</w:t>
             </w:r>
             <w:r>
               <w:rPr>
@@ -6453,7 +6453,7 @@
               <w14:ligatures w14:val="standardContextual"/>
             </w:rPr>
           </w:pPr>
-          <w:hyperlink w:anchor="_Toc228117742" w:history="1">
+          <w:hyperlink w:anchor="_Toc228464262" w:history="1">
             <w:r>
               <w:rPr>
                 <w:rStyle w:val="Lienhypertexte"/>
@@ -6480,7 +6480,7 @@
                 <w:noProof/>
                 <w:webHidden/>
               </w:rPr>
-              <w:instrText xml:space="preserve"> PAGEREF _Toc228117742 \h </w:instrText>
+              <w:instrText xml:space="preserve"> PAGEREF _Toc228464262 \h </w:instrText>
             </w:r>
             <w:r>
               <w:rPr>
@@ -6500,7 +6500,7 @@
                 <w:noProof/>
                 <w:webHidden/>
               </w:rPr>
-              <w:t>93</w:t>
+              <w:t>94</w:t>
             </w:r>
             <w:r>
               <w:rPr>
@@ -6526,7 +6526,7 @@
               <w14:ligatures w14:val="standardContextual"/>
             </w:rPr>
           </w:pPr>
-          <w:hyperlink w:anchor="_Toc228117743" w:history="1">
+          <w:hyperlink w:anchor="_Toc228464263" w:history="1">
             <w:r>
               <w:rPr>
                 <w:rStyle w:val="Lienhypertexte"/>
@@ -6553,7 +6553,7 @@
                 <w:noProof/>
                 <w:webHidden/>
               </w:rPr>
-              <w:instrText xml:space="preserve"> PAGEREF _Toc228117743 \h </w:instrText>
+              <w:instrText xml:space="preserve"> PAGEREF _Toc228464263 \h </w:instrText>
             </w:r>
             <w:r>
               <w:rPr>
@@ -6573,7 +6573,7 @@
                 <w:noProof/>
                 <w:webHidden/>
               </w:rPr>
-              <w:t>93</w:t>
+              <w:t>94</w:t>
             </w:r>
             <w:r>
               <w:rPr>
@@ -6599,7 +6599,7 @@
               <w14:ligatures w14:val="standardContextual"/>
             </w:rPr>
           </w:pPr>
-          <w:hyperlink w:anchor="_Toc228117744" w:history="1">
+          <w:hyperlink w:anchor="_Toc228464264" w:history="1">
             <w:r>
               <w:rPr>
                 <w:rStyle w:val="Lienhypertexte"/>
@@ -6626,7 +6626,7 @@
                 <w:noProof/>
                 <w:webHidden/>
               </w:rPr>
-              <w:instrText xml:space="preserve"> PAGEREF _Toc228117744 \h </w:instrText>
+              <w:instrText xml:space="preserve"> PAGEREF _Toc228464264 \h </w:instrText>
             </w:r>
             <w:r>
               <w:rPr>
@@ -6646,7 +6646,7 @@
                 <w:noProof/>
                 <w:webHidden/>
               </w:rPr>
-              <w:t>94</w:t>
+              <w:t>95</w:t>
             </w:r>
             <w:r>
               <w:rPr>
@@ -6672,7 +6672,7 @@
               <w14:ligatures w14:val="standardContextual"/>
             </w:rPr>
           </w:pPr>
-          <w:hyperlink w:anchor="_Toc228117745" w:history="1">
+          <w:hyperlink w:anchor="_Toc228464265" w:history="1">
             <w:r>
               <w:rPr>
                 <w:rStyle w:val="Lienhypertexte"/>
@@ -6699,7 +6699,7 @@
                 <w:noProof/>
                 <w:webHidden/>
               </w:rPr>
-              <w:instrText xml:space="preserve"> PAGEREF _Toc228117745 \h </w:instrText>
+              <w:instrText xml:space="preserve"> PAGEREF _Toc228464265 \h </w:instrText>
             </w:r>
             <w:r>
               <w:rPr>
@@ -6719,7 +6719,7 @@
                 <w:noProof/>
                 <w:webHidden/>
               </w:rPr>
-              <w:t>95</w:t>
+              <w:t>96</w:t>
             </w:r>
             <w:r>
               <w:rPr>
@@ -6745,7 +6745,7 @@
               <w14:ligatures w14:val="standardContextual"/>
             </w:rPr>
           </w:pPr>
-          <w:hyperlink w:anchor="_Toc228117746" w:history="1">
+          <w:hyperlink w:anchor="_Toc228464266" w:history="1">
             <w:r>
               <w:rPr>
                 <w:rStyle w:val="Lienhypertexte"/>
@@ -6772,7 +6772,7 @@
                 <w:noProof/>
                 <w:webHidden/>
               </w:rPr>
-              <w:instrText xml:space="preserve"> PAGEREF _Toc228117746 \h </w:instrText>
+              <w:instrText xml:space="preserve"> PAGEREF _Toc228464266 \h </w:instrText>
             </w:r>
             <w:r>
               <w:rPr>
@@ -6792,7 +6792,7 @@
                 <w:noProof/>
                 <w:webHidden/>
               </w:rPr>
-              <w:t>95</w:t>
+              <w:t>96</w:t>
             </w:r>
             <w:r>
               <w:rPr>
@@ -6818,7 +6818,7 @@
               <w14:ligatures w14:val="standardContextual"/>
             </w:rPr>
           </w:pPr>
-          <w:hyperlink w:anchor="_Toc228117747" w:history="1">
+          <w:hyperlink w:anchor="_Toc228464267" w:history="1">
             <w:r>
               <w:rPr>
                 <w:rStyle w:val="Lienhypertexte"/>
@@ -6845,7 +6845,7 @@
                 <w:noProof/>
                 <w:webHidden/>
               </w:rPr>
-              <w:instrText xml:space="preserve"> PAGEREF _Toc228117747 \h </w:instrText>
+              <w:instrText xml:space="preserve"> PAGEREF _Toc228464267 \h </w:instrText>
             </w:r>
             <w:r>
               <w:rPr>
@@ -6865,7 +6865,7 @@
                 <w:noProof/>
                 <w:webHidden/>
               </w:rPr>
-              <w:t>95</w:t>
+              <w:t>96</w:t>
             </w:r>
             <w:r>
               <w:rPr>
@@ -6891,7 +6891,7 @@
               <w14:ligatures w14:val="standardContextual"/>
             </w:rPr>
           </w:pPr>
-          <w:hyperlink w:anchor="_Toc228117748" w:history="1">
+          <w:hyperlink w:anchor="_Toc228464268" w:history="1">
             <w:r>
               <w:rPr>
                 <w:rStyle w:val="Lienhypertexte"/>
@@ -6918,7 +6918,7 @@
                 <w:noProof/>
                 <w:webHidden/>
               </w:rPr>
-              <w:instrText xml:space="preserve"> PAGEREF _Toc228117748 \h </w:instrText>
+              <w:instrText xml:space="preserve"> PAGEREF _Toc228464268 \h </w:instrText>
             </w:r>
             <w:r>
               <w:rPr>
@@ -6938,7 +6938,7 @@
                 <w:noProof/>
                 <w:webHidden/>
               </w:rPr>
-              <w:t>95</w:t>
+              <w:t>96</w:t>
             </w:r>
             <w:r>
               <w:rPr>
@@ -6964,7 +6964,7 @@
               <w14:ligatures w14:val="standardContextual"/>
             </w:rPr>
           </w:pPr>
-          <w:hyperlink w:anchor="_Toc228117749" w:history="1">
+          <w:hyperlink w:anchor="_Toc228464269" w:history="1">
             <w:r>
               <w:rPr>
                 <w:rStyle w:val="Lienhypertexte"/>
@@ -6991,7 +6991,7 @@
                 <w:noProof/>
                 <w:webHidden/>
               </w:rPr>
-              <w:instrText xml:space="preserve"> PAGEREF _Toc228117749 \h </w:instrText>
+              <w:instrText xml:space="preserve"> PAGEREF _Toc228464269 \h </w:instrText>
             </w:r>
             <w:r>
               <w:rPr>
@@ -7011,7 +7011,7 @@
                 <w:noProof/>
                 <w:webHidden/>
               </w:rPr>
-              <w:t>95</w:t>
+              <w:t>96</w:t>
             </w:r>
             <w:r>
               <w:rPr>
@@ -7037,7 +7037,7 @@
               <w14:ligatures w14:val="standardContextual"/>
             </w:rPr>
           </w:pPr>
-          <w:hyperlink w:anchor="_Toc228117750" w:history="1">
+          <w:hyperlink w:anchor="_Toc228464270" w:history="1">
             <w:r>
               <w:rPr>
                 <w:rStyle w:val="Lienhypertexte"/>
@@ -7064,7 +7064,7 @@
                 <w:noProof/>
                 <w:webHidden/>
               </w:rPr>
-              <w:instrText xml:space="preserve"> PAGEREF _Toc228117750 \h </w:instrText>
+              <w:instrText xml:space="preserve"> PAGEREF _Toc228464270 \h </w:instrText>
             </w:r>
             <w:r>
               <w:rPr>
@@ -7084,7 +7084,7 @@
                 <w:noProof/>
                 <w:webHidden/>
               </w:rPr>
-              <w:t>95</w:t>
+              <w:t>96</w:t>
             </w:r>
             <w:r>
               <w:rPr>
@@ -7110,7 +7110,7 @@
               <w14:ligatures w14:val="standardContextual"/>
             </w:rPr>
           </w:pPr>
-          <w:hyperlink w:anchor="_Toc228117751" w:history="1">
+          <w:hyperlink w:anchor="_Toc228464271" w:history="1">
             <w:r>
               <w:rPr>
                 <w:rStyle w:val="Lienhypertexte"/>
@@ -7137,7 +7137,7 @@
                 <w:noProof/>
                 <w:webHidden/>
               </w:rPr>
-              <w:instrText xml:space="preserve"> PAGEREF _Toc228117751 \h </w:instrText>
+              <w:instrText xml:space="preserve"> PAGEREF _Toc228464271 \h </w:instrText>
             </w:r>
             <w:r>
               <w:rPr>
@@ -7157,7 +7157,7 @@
                 <w:noProof/>
                 <w:webHidden/>
               </w:rPr>
-              <w:t>96</w:t>
+              <w:t>97</w:t>
             </w:r>
             <w:r>
               <w:rPr>
@@ -7183,7 +7183,7 @@
               <w14:ligatures w14:val="standardContextual"/>
             </w:rPr>
           </w:pPr>
-          <w:hyperlink w:anchor="_Toc228117752" w:history="1">
+          <w:hyperlink w:anchor="_Toc228464272" w:history="1">
             <w:r>
               <w:rPr>
                 <w:rStyle w:val="Lienhypertexte"/>
@@ -7210,7 +7210,7 @@
                 <w:noProof/>
                 <w:webHidden/>
               </w:rPr>
-              <w:instrText xml:space="preserve"> PAGEREF _Toc228117752 \h </w:instrText>
+              <w:instrText xml:space="preserve"> PAGEREF _Toc228464272 \h </w:instrText>
             </w:r>
             <w:r>
               <w:rPr>
@@ -7230,7 +7230,7 @@
                 <w:noProof/>
                 <w:webHidden/>
               </w:rPr>
-              <w:t>97</w:t>
+              <w:t>98</w:t>
             </w:r>
             <w:r>
               <w:rPr>
@@ -7256,7 +7256,7 @@
               <w14:ligatures w14:val="standardContextual"/>
             </w:rPr>
           </w:pPr>
-          <w:hyperlink w:anchor="_Toc228117753" w:history="1">
+          <w:hyperlink w:anchor="_Toc228464273" w:history="1">
             <w:r>
               <w:rPr>
                 <w:rStyle w:val="Lienhypertexte"/>
@@ -7283,7 +7283,7 @@
                 <w:noProof/>
                 <w:webHidden/>
               </w:rPr>
-              <w:instrText xml:space="preserve"> PAGEREF _Toc228117753 \h </w:instrText>
+              <w:instrText xml:space="preserve"> PAGEREF _Toc228464273 \h </w:instrText>
             </w:r>
             <w:r>
               <w:rPr>
@@ -7303,7 +7303,7 @@
                 <w:noProof/>
                 <w:webHidden/>
               </w:rPr>
-              <w:t>97</w:t>
+              <w:t>98</w:t>
             </w:r>
             <w:r>
               <w:rPr>
@@ -7329,7 +7329,7 @@
               <w14:ligatures w14:val="standardContextual"/>
             </w:rPr>
           </w:pPr>
-          <w:hyperlink w:anchor="_Toc228117754" w:history="1">
+          <w:hyperlink w:anchor="_Toc228464274" w:history="1">
             <w:r>
               <w:rPr>
                 <w:rStyle w:val="Lienhypertexte"/>
@@ -7356,7 +7356,7 @@
                 <w:noProof/>
                 <w:webHidden/>
               </w:rPr>
-              <w:instrText xml:space="preserve"> PAGEREF _Toc228117754 \h </w:instrText>
+              <w:instrText xml:space="preserve"> PAGEREF _Toc228464274 \h </w:instrText>
             </w:r>
             <w:r>
               <w:rPr>
@@ -7376,7 +7376,7 @@
                 <w:noProof/>
                 <w:webHidden/>
               </w:rPr>
-              <w:t>97</w:t>
+              <w:t>98</w:t>
             </w:r>
             <w:r>
               <w:rPr>
@@ -7402,27 +7402,13 @@
               <w14:ligatures w14:val="standardContextual"/>
             </w:rPr>
           </w:pPr>
-          <w:hyperlink w:anchor="_Toc228117755" w:history="1">
+          <w:hyperlink w:anchor="_Toc228464275" w:history="1">
             <w:r>
               <w:rPr>
                 <w:rStyle w:val="Lienhypertexte"/>
                 <w:noProof/>
               </w:rPr>
-              <w:t>Annexe J — Soutien au trava</w:t>
-            </w:r>
-            <w:r>
-              <w:rPr>
-                <w:rStyle w:val="Lienhypertexte"/>
-                <w:noProof/>
-              </w:rPr>
-              <w:t>i</w:t>
-            </w:r>
-            <w:r>
-              <w:rPr>
-                <w:rStyle w:val="Lienhypertexte"/>
-                <w:noProof/>
-              </w:rPr>
-              <w:t>l de documentation (optionnel)</w:t>
+              <w:t>Annexe J : Soutien au travail de documentation</w:t>
             </w:r>
             <w:r>
               <w:rPr>
@@ -7443,7 +7429,7 @@
                 <w:noProof/>
                 <w:webHidden/>
               </w:rPr>
-              <w:instrText xml:space="preserve"> PAGEREF _Toc228117755 \h </w:instrText>
+              <w:instrText xml:space="preserve"> PAGEREF _Toc228464275 \h </w:instrText>
             </w:r>
             <w:r>
               <w:rPr>
@@ -7463,7 +7449,7 @@
                 <w:noProof/>
                 <w:webHidden/>
               </w:rPr>
-              <w:t>102</w:t>
+              <w:t>103</w:t>
             </w:r>
             <w:r>
               <w:rPr>
@@ -7489,7 +7475,7 @@
         <w:pStyle w:val="Titre1"/>
         <w:pageBreakBefore/>
       </w:pPr>
-      <w:bookmarkStart w:id="0" w:name="_Toc228117660"/>
+      <w:bookmarkStart w:id="0" w:name="_Toc228464180"/>
       <w:r>
         <w:lastRenderedPageBreak/>
         <w:t>Préface</w:t>
@@ -7686,18 +7672,143 @@
     </w:p>
     <w:p>
       <w:pPr>
+        <w:pStyle w:val="font-claude-response-body"/>
+        <w:rPr>
+          <w:rFonts w:ascii="Arial" w:hAnsi="Arial" w:cs="Arial"/>
+          <w:sz w:val="20"/>
+          <w:szCs w:val="20"/>
+        </w:rPr>
+      </w:pPr>
+      <w:r>
+        <w:rPr>
+          <w:rFonts w:ascii="Arial" w:hAnsi="Arial" w:cs="Arial"/>
+          <w:sz w:val="20"/>
+          <w:szCs w:val="20"/>
+        </w:rPr>
+        <w:t>Ce que Purview apporte c’est une couche de protection centrée sur la donnée elle-même. Les étiquettes et les contrôles voyagent avec le document, quel que soit l’endroit où il se trouve. C’est une protection complémentaire, pas de substitution. Déployé sur des fondations fragiles, Purview donnera une fausse impression de sécurité. Déployé correctement, il constitue une défense en profondeur efficace et démontrable face au PFPDT.</w:t>
+      </w:r>
+      <w:r>
+        <w:rPr>
+          <w:rFonts w:ascii="Arial" w:hAnsi="Arial" w:cs="Arial"/>
+          <w:sz w:val="20"/>
+          <w:szCs w:val="20"/>
+        </w:rPr>
+        <w:br/>
+      </w:r>
+    </w:p>
+    <w:p>
+      <w:pPr>
+        <w:rPr>
+          <w:rFonts w:ascii="Times New Roman" w:eastAsia="Times New Roman" w:hAnsi="Times New Roman" w:cs="Times New Roman"/>
+          <w:sz w:val="24"/>
+          <w:szCs w:val="24"/>
+        </w:rPr>
+      </w:pPr>
+      <w:r>
+        <w:br w:type="page"/>
+      </w:r>
+    </w:p>
+    <w:p>
+      <w:pPr>
+        <w:pStyle w:val="font-claude-response-body"/>
+        <w:rPr>
+          <w:rFonts w:ascii="Arial" w:hAnsi="Arial" w:cs="Arial"/>
+          <w:sz w:val="20"/>
+          <w:szCs w:val="20"/>
+        </w:rPr>
+      </w:pPr>
+      <w:r>
+        <w:rPr>
+          <w:rStyle w:val="lev"/>
+          <w:rFonts w:ascii="Arial" w:hAnsi="Arial" w:cs="Arial"/>
+          <w:sz w:val="20"/>
+          <w:szCs w:val="20"/>
+        </w:rPr>
+        <w:lastRenderedPageBreak/>
+        <w:t>Note de limitation de responsabilité</w:t>
+      </w:r>
+    </w:p>
+    <w:p>
+      <w:pPr>
+        <w:pStyle w:val="font-claude-response-body"/>
+        <w:rPr>
+          <w:rFonts w:ascii="Arial" w:hAnsi="Arial" w:cs="Arial"/>
+          <w:sz w:val="20"/>
+          <w:szCs w:val="20"/>
+        </w:rPr>
+      </w:pPr>
+      <w:r>
+        <w:rPr>
+          <w:rFonts w:ascii="Arial" w:hAnsi="Arial" w:cs="Arial"/>
+          <w:sz w:val="20"/>
+          <w:szCs w:val="20"/>
+        </w:rPr>
+        <w:t>Ce guide a été rédigé et validé terrain sur la base des interfaces Microsoft 365 et Microsoft Purview telles qu'elles se présentaient au moment de sa rédaction (avril 2026). Microsoft déploie des mises à jour d'interface de manière continue et sans préavis : les chemins de navigation, les libellés de boutons, la disposition des menus et la disponibilité de certaines fonctionnalités sont susceptibles d'évoluer à tout moment, indépendamment de la volonté de l'auteur.</w:t>
+      </w:r>
+    </w:p>
+    <w:p>
+      <w:pPr>
+        <w:pStyle w:val="font-claude-response-body"/>
+        <w:rPr>
+          <w:rFonts w:ascii="Arial" w:hAnsi="Arial" w:cs="Arial"/>
+          <w:sz w:val="20"/>
+          <w:szCs w:val="20"/>
+        </w:rPr>
+      </w:pPr>
+      <w:r>
+        <w:rPr>
+          <w:rFonts w:ascii="Arial" w:hAnsi="Arial" w:cs="Arial"/>
+          <w:sz w:val="20"/>
+          <w:szCs w:val="20"/>
+        </w:rPr>
+        <w:t>L'auteur de ce document ne saurait être tenu responsable des divergences entre les procédures décrites et les interfaces effectivement rencontrées lors de l'exécution. En cas de doute sur une étape spécifique, il est recommandé de consulter la documentation officielle Microsoft disponible sur docs.microsoft.com, de contacter le support Microsoft, ou de faire appel à un consultant Microsoft 365 certifié.</w:t>
+      </w:r>
+    </w:p>
+    <w:p>
+      <w:pPr>
+        <w:pStyle w:val="font-claude-response-body"/>
+      </w:pPr>
+      <w:r>
+        <w:rPr>
+          <w:rFonts w:ascii="Arial" w:hAnsi="Arial" w:cs="Arial"/>
+          <w:sz w:val="20"/>
+          <w:szCs w:val="20"/>
+        </w:rPr>
+        <w:t xml:space="preserve">Ce guide est fourni à titre informatif et pédagogique uniquement. Il ne constitue pas un avis juridique et ne remplace pas un accompagnement professionnel adapté à votre organisation et à votre contexte réglementaire spécifique. La conformité à la </w:t>
+      </w:r>
+      <w:proofErr w:type="spellStart"/>
+      <w:r>
+        <w:rPr>
+          <w:rFonts w:ascii="Arial" w:hAnsi="Arial" w:cs="Arial"/>
+          <w:sz w:val="20"/>
+          <w:szCs w:val="20"/>
+        </w:rPr>
+        <w:t>nLPD</w:t>
+      </w:r>
+      <w:proofErr w:type="spellEnd"/>
+      <w:r>
+        <w:rPr>
+          <w:rFonts w:ascii="Arial" w:hAnsi="Arial" w:cs="Arial"/>
+          <w:sz w:val="20"/>
+          <w:szCs w:val="20"/>
+        </w:rPr>
+        <w:t xml:space="preserve"> relève de la responsabilité exclusive de l'organisation qui déploie ces configurations</w:t>
+      </w:r>
+      <w:r>
+        <w:t>.</w:t>
+      </w:r>
+    </w:p>
+    <w:p>
+      <w:pPr>
         <w:spacing w:before="40" w:after="60"/>
       </w:pPr>
-      <w:r>
-        <w:t>Ce que Purview apporte c’est une couche de protection centrée sur la donnée elle-même. Les étiquettes et les contrôles voyagent avec le document, quel que soit l’endroit où il se trouve. C’est une protection complémentaire, pas de substitution. Déployé sur des fondations fragiles, Purview donnera une fausse impression de sécurité. Déployé correctement, il constitue une défense en profondeur efficace et démontrable face au PFPDT.</w:t>
-      </w:r>
     </w:p>
     <w:p>
       <w:pPr>
         <w:pStyle w:val="Titre1"/>
         <w:pageBreakBefore/>
       </w:pPr>
-      <w:bookmarkStart w:id="1" w:name="_Toc228117661"/>
+      <w:bookmarkStart w:id="1" w:name="_Toc228464181"/>
       <w:r>
         <w:lastRenderedPageBreak/>
         <w:t>Partie 0 : Avant de commencer</w:t>
@@ -7724,7 +7835,7 @@
       <w:pPr>
         <w:pStyle w:val="Titre2"/>
       </w:pPr>
-      <w:bookmarkStart w:id="2" w:name="_Toc228117662"/>
+      <w:bookmarkStart w:id="2" w:name="_Toc228464182"/>
       <w:r>
         <w:t>0.1 Comment accéder au portail Purview</w:t>
       </w:r>
@@ -8227,7 +8338,7 @@
       <w:pPr>
         <w:pStyle w:val="Titre2"/>
       </w:pPr>
-      <w:bookmarkStart w:id="3" w:name="_Toc228117663"/>
+      <w:bookmarkStart w:id="3" w:name="_Toc228464183"/>
       <w:r>
         <w:t>0.2 Comment ouvrir PowerShell correctement</w:t>
       </w:r>
@@ -8712,7 +8823,7 @@
       <w:pPr>
         <w:pStyle w:val="Titre2"/>
       </w:pPr>
-      <w:bookmarkStart w:id="4" w:name="_Toc228117664"/>
+      <w:bookmarkStart w:id="4" w:name="_Toc228464184"/>
       <w:r>
         <w:t>0.3 Comment s'attribuer les rôles nécessaires</w:t>
       </w:r>
@@ -10025,7 +10136,7 @@
       <w:pPr>
         <w:pStyle w:val="Titre2"/>
       </w:pPr>
-      <w:bookmarkStart w:id="5" w:name="_Toc228117665"/>
+      <w:bookmarkStart w:id="5" w:name="_Toc228464185"/>
       <w:r>
         <w:t>0.4 Vérifier que Purview Suite est bien activé</w:t>
       </w:r>
@@ -10339,7 +10450,7 @@
         <w:pStyle w:val="Titre2"/>
       </w:pPr>
       <w:bookmarkStart w:id="6" w:name="_Toc_0_6_MIPLabels"/>
-      <w:bookmarkStart w:id="7" w:name="_Toc228117666"/>
+      <w:bookmarkStart w:id="7" w:name="_Toc228464186"/>
       <w:r>
         <w:t>0.5 Activer les étiquettes sur les conteneurs (obligatoire)</w:t>
       </w:r>
@@ -10902,7 +11013,7 @@
       <w:pPr>
         <w:pStyle w:val="Titre2"/>
       </w:pPr>
-      <w:bookmarkStart w:id="8" w:name="_Toc228117667"/>
+      <w:bookmarkStart w:id="8" w:name="_Toc228464187"/>
       <w:r>
         <w:lastRenderedPageBreak/>
         <w:t>0.6 Résumé état requis avant de continuer</w:t>
@@ -11593,7 +11704,7 @@
         <w:pStyle w:val="Titre1"/>
         <w:pageBreakBefore/>
       </w:pPr>
-      <w:bookmarkStart w:id="9" w:name="_Toc228117668"/>
+      <w:bookmarkStart w:id="9" w:name="_Toc228464188"/>
       <w:r>
         <w:lastRenderedPageBreak/>
         <w:t>Partie 1 : Introduction et concepts Purview</w:t>
@@ -11604,7 +11715,7 @@
       <w:pPr>
         <w:pStyle w:val="Titre2"/>
       </w:pPr>
-      <w:bookmarkStart w:id="10" w:name="_Toc228117669"/>
+      <w:bookmarkStart w:id="10" w:name="_Toc228464189"/>
       <w:r>
         <w:t>1.1 Qu'est-ce que Microsoft Purview ?</w:t>
       </w:r>
@@ -11725,7 +11836,7 @@
       <w:pPr>
         <w:pStyle w:val="Titre2"/>
       </w:pPr>
-      <w:bookmarkStart w:id="11" w:name="_Toc228117670"/>
+      <w:bookmarkStart w:id="11" w:name="_Toc228464190"/>
       <w:r>
         <w:t>1.2 Pourquoi Purview est indispensable avec Copilot M365</w:t>
       </w:r>
@@ -11901,7 +12012,7 @@
       <w:pPr>
         <w:pStyle w:val="Titre2"/>
       </w:pPr>
-      <w:bookmarkStart w:id="12" w:name="_Toc228117671"/>
+      <w:bookmarkStart w:id="12" w:name="_Toc228464191"/>
       <w:r>
         <w:lastRenderedPageBreak/>
         <w:t>1.3 Les 4 piliers de Purview que vous allez configurer</w:t>
@@ -12371,7 +12482,7 @@
       <w:pPr>
         <w:pStyle w:val="Titre2"/>
       </w:pPr>
-      <w:bookmarkStart w:id="13" w:name="_Toc228117672"/>
+      <w:bookmarkStart w:id="13" w:name="_Toc228464192"/>
       <w:r>
         <w:t>1.4 Ordre de configuration obligatoire</w:t>
       </w:r>
@@ -12994,7 +13105,7 @@
       <w:pPr>
         <w:pStyle w:val="Titre2"/>
       </w:pPr>
-      <w:bookmarkStart w:id="14" w:name="_Toc228117673"/>
+      <w:bookmarkStart w:id="14" w:name="_Toc228464193"/>
       <w:r>
         <w:t>1.5 Activer l'audit : À faire EN PREMIER</w:t>
       </w:r>
@@ -13944,7 +14055,7 @@
         <w:pStyle w:val="Titre1"/>
         <w:pageBreakBefore/>
       </w:pPr>
-      <w:bookmarkStart w:id="15" w:name="_Toc228117674"/>
+      <w:bookmarkStart w:id="15" w:name="_Toc228464194"/>
       <w:r>
         <w:lastRenderedPageBreak/>
         <w:t>Partie 2 : Les Étiquettes de sensibilité (Labels)</w:t>
@@ -13955,7 +14066,7 @@
       <w:pPr>
         <w:pStyle w:val="Titre2"/>
       </w:pPr>
-      <w:bookmarkStart w:id="16" w:name="_Toc228117675"/>
+      <w:bookmarkStart w:id="16" w:name="_Toc228464195"/>
       <w:r>
         <w:t>2.1 Comprendre les étiquettes</w:t>
       </w:r>
@@ -14167,7 +14278,7 @@
       <w:pPr>
         <w:pStyle w:val="Titre2"/>
       </w:pPr>
-      <w:bookmarkStart w:id="17" w:name="_Toc228117676"/>
+      <w:bookmarkStart w:id="17" w:name="_Toc228464196"/>
       <w:r>
         <w:t>2.2 Prérequis : Créer les groupes de sécurité mail-enabled</w:t>
       </w:r>
@@ -15542,7 +15653,7 @@
       <w:pPr>
         <w:pStyle w:val="Titre2"/>
       </w:pPr>
-      <w:bookmarkStart w:id="18" w:name="_Toc228117677"/>
+      <w:bookmarkStart w:id="18" w:name="_Toc228464197"/>
       <w:r>
         <w:lastRenderedPageBreak/>
         <w:t>2.3 Accéder à la section Étiquettes</w:t>
@@ -15696,7 +15807,7 @@
         <w:pStyle w:val="Titre2"/>
         <w:pageBreakBefore/>
       </w:pPr>
-      <w:bookmarkStart w:id="19" w:name="_Toc228117678"/>
+      <w:bookmarkStart w:id="19" w:name="_Toc228464198"/>
       <w:r>
         <w:lastRenderedPageBreak/>
         <w:t>2.3bis : Créer les SIT personnalisés (à faire avant les étiquettes)</w:t>
@@ -16885,7 +16996,7 @@
       <w:pPr>
         <w:pStyle w:val="Titre2"/>
       </w:pPr>
-      <w:bookmarkStart w:id="20" w:name="_Toc228117679"/>
+      <w:bookmarkStart w:id="20" w:name="_Toc228464199"/>
       <w:r>
         <w:lastRenderedPageBreak/>
         <w:t>2.4 Créer les 7 étiquettes de sensibilité</w:t>
@@ -22901,7 +23012,7 @@
       <w:pPr>
         <w:pStyle w:val="Titre2"/>
       </w:pPr>
-      <w:bookmarkStart w:id="21" w:name="_Toc228117680"/>
+      <w:bookmarkStart w:id="21" w:name="_Toc228464200"/>
       <w:r>
         <w:lastRenderedPageBreak/>
         <w:t>2.5 Publier les étiquettes</w:t>
@@ -23993,7 +24104,7 @@
       <w:pPr>
         <w:pStyle w:val="Titre2"/>
       </w:pPr>
-      <w:bookmarkStart w:id="22" w:name="_Toc228117681"/>
+      <w:bookmarkStart w:id="22" w:name="_Toc228464201"/>
       <w:r>
         <w:lastRenderedPageBreak/>
         <w:t>2.6 Procédure de secours, Super User RMS (Break-glass)</w:t>
@@ -24537,7 +24648,7 @@
         <w:pStyle w:val="Titre2"/>
         <w:pageBreakBefore/>
       </w:pPr>
-      <w:bookmarkStart w:id="23" w:name="_Toc228117682"/>
+      <w:bookmarkStart w:id="23" w:name="_Toc228464202"/>
       <w:r>
         <w:lastRenderedPageBreak/>
         <w:t>2.7 Gérer le stock de documents existants</w:t>
@@ -25341,7 +25452,7 @@
         <w:pStyle w:val="Titre1"/>
         <w:pageBreakBefore/>
       </w:pPr>
-      <w:bookmarkStart w:id="24" w:name="_Toc228117683"/>
+      <w:bookmarkStart w:id="24" w:name="_Toc228464203"/>
       <w:r>
         <w:lastRenderedPageBreak/>
         <w:t>Partie 3 - Auto-labelling (étiquetage automatique)</w:t>
@@ -25352,7 +25463,7 @@
       <w:pPr>
         <w:pStyle w:val="Titre2"/>
       </w:pPr>
-      <w:bookmarkStart w:id="25" w:name="_Toc228117684"/>
+      <w:bookmarkStart w:id="25" w:name="_Toc228464204"/>
       <w:r>
         <w:t>3.1 Comprendre l'auto-labelling</w:t>
       </w:r>
@@ -25652,7 +25763,7 @@
       <w:pPr>
         <w:pStyle w:val="Titre2"/>
       </w:pPr>
-      <w:bookmarkStart w:id="26" w:name="_Toc228117685"/>
+      <w:bookmarkStart w:id="26" w:name="_Toc228464205"/>
       <w:r>
         <w:t>3.2 Créer la politique d'auto-labelling</w:t>
       </w:r>
@@ -26260,7 +26371,7 @@
       <w:pPr>
         <w:pStyle w:val="Titre2"/>
       </w:pPr>
-      <w:bookmarkStart w:id="27" w:name="_Toc228117686"/>
+      <w:bookmarkStart w:id="27" w:name="_Toc228464206"/>
       <w:r>
         <w:t>3.3 Vérifier les résultats de simulation</w:t>
       </w:r>
@@ -26488,7 +26599,7 @@
         <w:pStyle w:val="Titre1"/>
         <w:pageBreakBefore/>
       </w:pPr>
-      <w:bookmarkStart w:id="28" w:name="_Toc228117687"/>
+      <w:bookmarkStart w:id="28" w:name="_Toc228464207"/>
       <w:r>
         <w:lastRenderedPageBreak/>
         <w:t>Partie 4 : Politiques DLP (Data Loss Prevention)</w:t>
@@ -26499,7 +26610,7 @@
       <w:pPr>
         <w:pStyle w:val="Titre2"/>
       </w:pPr>
-      <w:bookmarkStart w:id="29" w:name="_Toc228117688"/>
+      <w:bookmarkStart w:id="29" w:name="_Toc228464208"/>
       <w:r>
         <w:t>4.1 Comprendre la DLP</w:t>
       </w:r>
@@ -26804,7 +26915,7 @@
       <w:pPr>
         <w:pStyle w:val="Titre2"/>
       </w:pPr>
-      <w:bookmarkStart w:id="30" w:name="_Toc228117689"/>
+      <w:bookmarkStart w:id="30" w:name="_Toc228464209"/>
       <w:r>
         <w:t>4.2 Créer la politique DLP principale</w:t>
       </w:r>
@@ -27869,7 +27980,7 @@
                     <pic:cNvPicPr/>
                   </pic:nvPicPr>
                   <pic:blipFill>
-                    <a:blip r:embed="rId8"/>
+                    <a:blip r:embed="rId7"/>
                     <a:stretch>
                       <a:fillRect/>
                     </a:stretch>
@@ -29031,7 +29142,7 @@
       <w:pPr>
         <w:pStyle w:val="Titre2"/>
       </w:pPr>
-      <w:bookmarkStart w:id="31" w:name="_Toc228117690"/>
+      <w:bookmarkStart w:id="31" w:name="_Toc228464210"/>
       <w:r>
         <w:lastRenderedPageBreak/>
         <w:t>4.3 DLP-Protection-Transmission-Externe</w:t>
@@ -30138,7 +30249,7 @@
       <w:pPr>
         <w:pStyle w:val="Titre2"/>
       </w:pPr>
-      <w:bookmarkStart w:id="32" w:name="_Toc228117691"/>
+      <w:bookmarkStart w:id="32" w:name="_Toc228464211"/>
       <w:r>
         <w:lastRenderedPageBreak/>
         <w:t>4.4 DLP-Protection-Copilot</w:t>
@@ -30987,7 +31098,7 @@
         <w:pStyle w:val="Titre1"/>
         <w:pageBreakBefore/>
       </w:pPr>
-      <w:bookmarkStart w:id="33" w:name="_Toc228117692"/>
+      <w:bookmarkStart w:id="33" w:name="_Toc228464212"/>
       <w:r>
         <w:lastRenderedPageBreak/>
         <w:t>Partie 5 : Audit et DSPM for AI (surveillance Copilot)</w:t>
@@ -30998,7 +31109,7 @@
       <w:pPr>
         <w:pStyle w:val="Titre2"/>
       </w:pPr>
-      <w:bookmarkStart w:id="34" w:name="_Toc228117693"/>
+      <w:bookmarkStart w:id="34" w:name="_Toc228464213"/>
       <w:r>
         <w:t>5.1 Configurer DSPM for AI</w:t>
       </w:r>
@@ -32163,7 +32274,7 @@
       <w:pPr>
         <w:pStyle w:val="Titre2"/>
       </w:pPr>
-      <w:bookmarkStart w:id="35" w:name="_Toc228117694"/>
+      <w:bookmarkStart w:id="35" w:name="_Toc228464214"/>
       <w:r>
         <w:lastRenderedPageBreak/>
         <w:t>5.2 Utiliser Activity Explorer</w:t>
@@ -32642,7 +32753,7 @@
       <w:pPr>
         <w:pStyle w:val="Titre2"/>
       </w:pPr>
-      <w:bookmarkStart w:id="36" w:name="_Toc228117695"/>
+      <w:bookmarkStart w:id="36" w:name="_Toc228464215"/>
       <w:r>
         <w:t>5.3 Rechercher un accès spécifique dans les logs</w:t>
       </w:r>
@@ -32829,7 +32940,7 @@
         <w:pStyle w:val="Titre1"/>
         <w:pageBreakBefore/>
       </w:pPr>
-      <w:bookmarkStart w:id="37" w:name="_Toc228117696"/>
+      <w:bookmarkStart w:id="37" w:name="_Toc228464216"/>
       <w:r>
         <w:lastRenderedPageBreak/>
         <w:t>Partie 6 : Scénarios de test et validation</w:t>
@@ -32933,7 +33044,7 @@
       <w:pPr>
         <w:pStyle w:val="Titre2"/>
       </w:pPr>
-      <w:bookmarkStart w:id="38" w:name="_Toc228117697"/>
+      <w:bookmarkStart w:id="38" w:name="_Toc228464217"/>
       <w:r>
         <w:t>6.1 Test 1 Vérifier l'auto-labelling</w:t>
       </w:r>
@@ -33442,7 +33553,7 @@
       <w:pPr>
         <w:pStyle w:val="Titre2"/>
       </w:pPr>
-      <w:bookmarkStart w:id="39" w:name="_Toc228117698"/>
+      <w:bookmarkStart w:id="39" w:name="_Toc228464218"/>
       <w:r>
         <w:t>6.2 Test 2 — DLP bloque le partage externe</w:t>
       </w:r>
@@ -34048,7 +34159,7 @@
       <w:pPr>
         <w:pStyle w:val="Titre2"/>
       </w:pPr>
-      <w:bookmarkStart w:id="40" w:name="_Toc228117699"/>
+      <w:bookmarkStart w:id="40" w:name="_Toc228464219"/>
       <w:r>
         <w:t>6.3 Test 3 — Protection Copilot</w:t>
       </w:r>
@@ -34466,7 +34577,7 @@
       <w:pPr>
         <w:pStyle w:val="Titre2"/>
       </w:pPr>
-      <w:bookmarkStart w:id="41" w:name="_Toc228117700"/>
+      <w:bookmarkStart w:id="41" w:name="_Toc228464220"/>
       <w:r>
         <w:lastRenderedPageBreak/>
         <w:t>6.4 Checklist de validation finale</w:t>
@@ -35542,7 +35653,7 @@
         <w:pStyle w:val="Titre1"/>
         <w:pageBreakBefore/>
       </w:pPr>
-      <w:bookmarkStart w:id="42" w:name="_Toc228117701"/>
+      <w:bookmarkStart w:id="42" w:name="_Toc228464221"/>
       <w:r>
         <w:lastRenderedPageBreak/>
         <w:t>Partie 7 — Gestion opérationnelle et démos</w:t>
@@ -35553,7 +35664,7 @@
       <w:pPr>
         <w:pStyle w:val="Titre2"/>
       </w:pPr>
-      <w:bookmarkStart w:id="43" w:name="_Toc228117702"/>
+      <w:bookmarkStart w:id="43" w:name="_Toc228464222"/>
       <w:r>
         <w:t>7.1 Suspendre les protections pour une démo</w:t>
       </w:r>
@@ -36005,7 +36116,7 @@
       <w:pPr>
         <w:pStyle w:val="Titre2"/>
       </w:pPr>
-      <w:bookmarkStart w:id="44" w:name="_Toc228117703"/>
+      <w:bookmarkStart w:id="44" w:name="_Toc228464223"/>
       <w:r>
         <w:t>7.2 Vérifications hebdomadaires recommandées</w:t>
       </w:r>
@@ -36321,7 +36432,7 @@
       <w:pPr>
         <w:pStyle w:val="Titre2"/>
       </w:pPr>
-      <w:bookmarkStart w:id="45" w:name="_Toc228117704"/>
+      <w:bookmarkStart w:id="45" w:name="_Toc228464224"/>
       <w:r>
         <w:lastRenderedPageBreak/>
         <w:t>7.3 Résoudre les problèmes courants</w:t>
@@ -37081,7 +37192,7 @@
       <w:pPr>
         <w:pStyle w:val="Titre2"/>
       </w:pPr>
-      <w:bookmarkStart w:id="46" w:name="_Toc228117705"/>
+      <w:bookmarkStart w:id="46" w:name="_Toc228464225"/>
       <w:r>
         <w:t>7.4 Support : Comprendre l’accès pour les partenaires externes</w:t>
       </w:r>
@@ -37336,7 +37447,7 @@
       <w:pPr>
         <w:pStyle w:val="Titre2"/>
       </w:pPr>
-      <w:bookmarkStart w:id="47" w:name="_Toc228117706"/>
+      <w:bookmarkStart w:id="47" w:name="_Toc228464226"/>
       <w:r>
         <w:lastRenderedPageBreak/>
         <w:t>7.5 Identifier et piloter la dette de labellisation</w:t>
@@ -37757,7 +37868,7 @@
         <w:pStyle w:val="Titre1"/>
         <w:pageBreakBefore/>
       </w:pPr>
-      <w:bookmarkStart w:id="48" w:name="_Toc228117707"/>
+      <w:bookmarkStart w:id="48" w:name="_Toc228464227"/>
       <w:r>
         <w:lastRenderedPageBreak/>
         <w:t>Partie 8 : Fonctionnalités avancées Purview</w:t>
@@ -38172,7 +38283,7 @@
       <w:pPr>
         <w:pStyle w:val="Titre2"/>
       </w:pPr>
-      <w:bookmarkStart w:id="49" w:name="_Toc228117708"/>
+      <w:bookmarkStart w:id="49" w:name="_Toc228464228"/>
       <w:r>
         <w:t xml:space="preserve">8.1 Retention </w:t>
       </w:r>
@@ -39146,7 +39257,7 @@
       <w:pPr>
         <w:pStyle w:val="Titre2"/>
       </w:pPr>
-      <w:bookmarkStart w:id="50" w:name="_Toc228117709"/>
+      <w:bookmarkStart w:id="50" w:name="_Toc228464229"/>
       <w:r>
         <w:lastRenderedPageBreak/>
         <w:t>8.2 Insider Risk Management (Gestion des risques internes)</w:t>
@@ -40778,7 +40889,7 @@
           <w:lang w:val="en-US"/>
         </w:rPr>
       </w:pPr>
-      <w:bookmarkStart w:id="51" w:name="_Toc228117710"/>
+      <w:bookmarkStart w:id="51" w:name="_Toc228464230"/>
       <w:r>
         <w:rPr>
           <w:lang w:val="en-US"/>
@@ -42057,7 +42168,7 @@
       <w:pPr>
         <w:pStyle w:val="Titre2"/>
       </w:pPr>
-      <w:bookmarkStart w:id="52" w:name="_Toc228117711"/>
+      <w:bookmarkStart w:id="52" w:name="_Toc228464231"/>
       <w:r>
         <w:lastRenderedPageBreak/>
         <w:t>8.4 Communication Compliance (Conformité des communications) Inclus Business Premium + Purview Suite</w:t>
@@ -42673,7 +42784,7 @@
         <w:pageBreakBefore/>
       </w:pPr>
       <w:bookmarkStart w:id="53" w:name="_Toc_8_5"/>
-      <w:bookmarkStart w:id="54" w:name="_Toc228117712"/>
+      <w:bookmarkStart w:id="54" w:name="_Toc228464232"/>
       <w:r>
         <w:lastRenderedPageBreak/>
         <w:t>8.5 Gestionnaire de conformité</w:t>
@@ -44059,7 +44170,7 @@
         <w:pStyle w:val="Titre1"/>
         <w:pageBreakBefore/>
       </w:pPr>
-      <w:bookmarkStart w:id="55" w:name="_Toc228117713"/>
+      <w:bookmarkStart w:id="55" w:name="_Toc228464233"/>
       <w:r>
         <w:lastRenderedPageBreak/>
         <w:t>Partie 9 : Endpoint DLP, Edge for Business et AI Hub</w:t>
@@ -44337,7 +44448,7 @@
       <w:pPr>
         <w:pStyle w:val="Titre2"/>
       </w:pPr>
-      <w:bookmarkStart w:id="56" w:name="_Toc228117714"/>
+      <w:bookmarkStart w:id="56" w:name="_Toc228464234"/>
       <w:r>
         <w:t>9.0 Positionnement de la DLP Appareils (Endpoint DLP)</w:t>
       </w:r>
@@ -44393,7 +44504,7 @@
       <w:pPr>
         <w:pStyle w:val="Titre2"/>
       </w:pPr>
-      <w:bookmarkStart w:id="57" w:name="_Toc228117715"/>
+      <w:bookmarkStart w:id="57" w:name="_Toc228464235"/>
       <w:r>
         <w:t>9.1 Endpoint DLP, inclus Purview Suite</w:t>
       </w:r>
@@ -46322,7 +46433,7 @@
       <w:pPr>
         <w:pStyle w:val="Titre2"/>
       </w:pPr>
-      <w:bookmarkStart w:id="58" w:name="_Toc228117716"/>
+      <w:bookmarkStart w:id="58" w:name="_Toc228464236"/>
       <w:r>
         <w:lastRenderedPageBreak/>
         <w:t>9.2 Contrôles IA dans Edge for Business</w:t>
@@ -46536,7 +46647,7 @@
       <w:pPr>
         <w:pStyle w:val="Titre2"/>
       </w:pPr>
-      <w:bookmarkStart w:id="59" w:name="_Toc228117717"/>
+      <w:bookmarkStart w:id="59" w:name="_Toc228464237"/>
       <w:r>
         <w:t>9.2.1 Déploiement de l’extension navigateur Microsoft Purview via Intune</w:t>
       </w:r>
@@ -46879,7 +46990,7 @@
       <w:pPr>
         <w:pStyle w:val="Titre2"/>
       </w:pPr>
-      <w:bookmarkStart w:id="60" w:name="_Toc228117718"/>
+      <w:bookmarkStart w:id="60" w:name="_Toc228464238"/>
       <w:r>
         <w:lastRenderedPageBreak/>
         <w:t>9.3 Purview AI Hub et DSPM for AI, tableau de bord unifié</w:t>
@@ -47611,7 +47722,7 @@
         <w:pStyle w:val="Titre1"/>
         <w:pageBreakBefore/>
       </w:pPr>
-      <w:bookmarkStart w:id="61" w:name="_Toc228117719"/>
+      <w:bookmarkStart w:id="61" w:name="_Toc228464239"/>
       <w:r>
         <w:lastRenderedPageBreak/>
         <w:t>Partie 10 : Gouvernance Copilot Studio et Power Platform</w:t>
@@ -47889,7 +48000,7 @@
         <w:pageBreakBefore/>
       </w:pPr>
       <w:bookmarkStart w:id="63" w:name="_Toc_10_2"/>
-      <w:bookmarkStart w:id="64" w:name="_Toc228117720"/>
+      <w:bookmarkStart w:id="64" w:name="_Toc228464240"/>
       <w:r>
         <w:lastRenderedPageBreak/>
         <w:t>10.2 Inventaire des agents et flux existants, inclus Business Premium</w:t>
@@ -48055,7 +48166,7 @@
         <w:pageBreakBefore/>
       </w:pPr>
       <w:bookmarkStart w:id="65" w:name="_Toc_10_3"/>
-      <w:bookmarkStart w:id="66" w:name="_Toc228117721"/>
+      <w:bookmarkStart w:id="66" w:name="_Toc228464241"/>
       <w:r>
         <w:lastRenderedPageBreak/>
         <w:t>10.3 Managed Environments. Power Apps Premium requis</w:t>
@@ -48136,7 +48247,7 @@
         <w:pStyle w:val="Titre1"/>
         <w:pageBreakBefore/>
       </w:pPr>
-      <w:bookmarkStart w:id="67" w:name="_Toc228117722"/>
+      <w:bookmarkStart w:id="67" w:name="_Toc228464242"/>
       <w:r>
         <w:lastRenderedPageBreak/>
         <w:t>Partie 11 : Gouvernance des accès SharePoint</w:t>
@@ -48176,7 +48287,7 @@
       <w:pPr>
         <w:pStyle w:val="Titre2"/>
       </w:pPr>
-      <w:bookmarkStart w:id="68" w:name="_Toc228117723"/>
+      <w:bookmarkStart w:id="68" w:name="_Toc228464243"/>
       <w:r>
         <w:t>11.1 Comprendre le modèle de permissions SharePoint</w:t>
       </w:r>
@@ -48471,7 +48582,7 @@
       <w:pPr>
         <w:pStyle w:val="Titre2"/>
       </w:pPr>
-      <w:bookmarkStart w:id="69" w:name="_Toc228117724"/>
+      <w:bookmarkStart w:id="69" w:name="_Toc228464244"/>
       <w:r>
         <w:lastRenderedPageBreak/>
         <w:t>11.2 Auditer le sur-partage existant dans votre tenant</w:t>
@@ -48676,7 +48787,7 @@
       <w:pPr>
         <w:pStyle w:val="Titre2"/>
       </w:pPr>
-      <w:bookmarkStart w:id="70" w:name="_Toc228117725"/>
+      <w:bookmarkStart w:id="70" w:name="_Toc228464245"/>
       <w:r>
         <w:lastRenderedPageBreak/>
         <w:t>11.3 Corriger les permissions, appliquer le principe du moindre privilège</w:t>
@@ -48908,7 +49019,7 @@
       <w:pPr>
         <w:pStyle w:val="Titre2"/>
       </w:pPr>
-      <w:bookmarkStart w:id="71" w:name="_Toc228117726"/>
+      <w:bookmarkStart w:id="71" w:name="_Toc228464246"/>
       <w:r>
         <w:lastRenderedPageBreak/>
         <w:t>11.4 Bloquer le partage externe au niveau du tenant</w:t>
@@ -48977,7 +49088,7 @@
       <w:pPr>
         <w:pStyle w:val="Titre2"/>
       </w:pPr>
-      <w:bookmarkStart w:id="72" w:name="_Toc228117727"/>
+      <w:bookmarkStart w:id="72" w:name="_Toc228464247"/>
       <w:r>
         <w:t>11.5 Lien Copilot : ce que la gouvernance des accès change concrètement</w:t>
       </w:r>
@@ -49137,7 +49248,7 @@
       <w:pPr>
         <w:pStyle w:val="Titre2"/>
       </w:pPr>
-      <w:bookmarkStart w:id="73" w:name="_Toc228117728"/>
+      <w:bookmarkStart w:id="73" w:name="_Toc228464248"/>
       <w:r>
         <w:t>11.6 Routine opérationnelle de contrôle des accès</w:t>
       </w:r>
@@ -49682,7 +49793,7 @@
       <w:pPr>
         <w:pStyle w:val="Titre2"/>
       </w:pPr>
-      <w:bookmarkStart w:id="74" w:name="_Toc228117729"/>
+      <w:bookmarkStart w:id="74" w:name="_Toc228464249"/>
       <w:r>
         <w:lastRenderedPageBreak/>
         <w:t>11.7 Focus OneDrive : Gouvernance du SharePoint personnel</w:t>
@@ -50169,7 +50280,7 @@
         <w:pStyle w:val="Titre1"/>
         <w:pageBreakBefore/>
       </w:pPr>
-      <w:bookmarkStart w:id="75" w:name="_Toc228117730"/>
+      <w:bookmarkStart w:id="75" w:name="_Toc228464250"/>
       <w:r>
         <w:lastRenderedPageBreak/>
         <w:t>Annexe A : Glossaire Purview</w:t>
@@ -50871,7 +50982,7 @@
         <w:pStyle w:val="Titre1"/>
         <w:pageBreakBefore/>
       </w:pPr>
-      <w:bookmarkStart w:id="76" w:name="_Toc228117731"/>
+      <w:bookmarkStart w:id="76" w:name="_Toc228464251"/>
       <w:r>
         <w:lastRenderedPageBreak/>
         <w:t>Annexe B : Articles nLPD et Purview</w:t>
@@ -51597,7 +51708,7 @@
         <w:pageBreakBefore/>
       </w:pPr>
       <w:bookmarkStart w:id="77" w:name="_Ref227765844"/>
-      <w:bookmarkStart w:id="78" w:name="_Toc228117732"/>
+      <w:bookmarkStart w:id="78" w:name="_Toc228464252"/>
       <w:r>
         <w:lastRenderedPageBreak/>
         <w:t>Annexe C : SIT personnalisé AVS-Suisse-PME</w:t>
@@ -51621,7 +51732,7 @@
       <w:pPr>
         <w:pStyle w:val="Titre2"/>
       </w:pPr>
-      <w:bookmarkStart w:id="79" w:name="_Toc228117733"/>
+      <w:bookmarkStart w:id="79" w:name="_Toc228464253"/>
       <w:r>
         <w:t>C.1 : Regex et configuration du modèle</w:t>
       </w:r>
@@ -51723,7 +51834,7 @@
       <w:pPr>
         <w:pStyle w:val="Titre2"/>
       </w:pPr>
-      <w:bookmarkStart w:id="80" w:name="_Toc228117734"/>
+      <w:bookmarkStart w:id="80" w:name="_Toc228464254"/>
       <w:r>
         <w:t>C.2, Mots-clés multilingues (4 langues nationales + anglais)</w:t>
       </w:r>
@@ -52120,7 +52231,7 @@
       <w:pPr>
         <w:pStyle w:val="Titre2"/>
       </w:pPr>
-      <w:bookmarkStart w:id="81" w:name="_Toc228117735"/>
+      <w:bookmarkStart w:id="81" w:name="_Toc228464255"/>
       <w:r>
         <w:lastRenderedPageBreak/>
         <w:t>C.3 : Procédure de création dans Purview</w:t>
@@ -52264,7 +52375,7 @@
       <w:pPr>
         <w:pStyle w:val="Titre2"/>
       </w:pPr>
-      <w:bookmarkStart w:id="82" w:name="_Toc228117736"/>
+      <w:bookmarkStart w:id="82" w:name="_Toc228464256"/>
       <w:r>
         <w:t>C.4 : Remplacement dans les politiques existantes</w:t>
       </w:r>
@@ -52389,7 +52500,7 @@
       <w:pPr>
         <w:pStyle w:val="Titre2"/>
       </w:pPr>
-      <w:bookmarkStart w:id="83" w:name="_Toc228117737"/>
+      <w:bookmarkStart w:id="83" w:name="_Toc228464257"/>
       <w:r>
         <w:lastRenderedPageBreak/>
         <w:t>C.5 : SIT personnalisé Medical-RH-Suisse</w:t>
@@ -52409,7 +52520,7 @@
         <w:pStyle w:val="Titre2"/>
       </w:pPr>
       <w:bookmarkStart w:id="84" w:name="_Ref227766242"/>
-      <w:bookmarkStart w:id="85" w:name="_Toc228117738"/>
+      <w:bookmarkStart w:id="85" w:name="_Toc228464258"/>
       <w:r>
         <w:t>C.5.1 : Mots-clés RH médicaux (4 langues nationales)</w:t>
       </w:r>
@@ -52792,7 +52903,7 @@
       <w:pPr>
         <w:pStyle w:val="Titre2"/>
       </w:pPr>
-      <w:bookmarkStart w:id="86" w:name="_Toc228117739"/>
+      <w:bookmarkStart w:id="86" w:name="_Toc228464259"/>
       <w:r>
         <w:lastRenderedPageBreak/>
         <w:t>C.5.2 : Procédure de création dans Purview</w:t>
@@ -52966,7 +53077,7 @@
         <w:pStyle w:val="Titre1"/>
         <w:pageBreakBefore/>
       </w:pPr>
-      <w:bookmarkStart w:id="87" w:name="_Toc228117740"/>
+      <w:bookmarkStart w:id="87" w:name="_Toc228464260"/>
       <w:r>
         <w:lastRenderedPageBreak/>
         <w:t>Annexe E : Différences POC vs Production</w:t>
@@ -53490,7 +53601,7 @@
         <w:pStyle w:val="Titre1"/>
         <w:pageBreakBefore/>
       </w:pPr>
-      <w:bookmarkStart w:id="88" w:name="_Toc228117741"/>
+      <w:bookmarkStart w:id="88" w:name="_Toc228464261"/>
       <w:r>
         <w:lastRenderedPageBreak/>
         <w:t>Annexe F : RUN &amp; Responsabilités (PME suisse)</w:t>
@@ -53568,7 +53679,7 @@
       <w:r>
         <w:br/>
       </w:r>
-      <w:bookmarkStart w:id="89" w:name="_Toc228117742"/>
+      <w:bookmarkStart w:id="89" w:name="_Toc228464262"/>
       <w:r>
         <w:t>F.1 : RACI Purview PME</w:t>
       </w:r>
@@ -54106,7 +54217,7 @@
       <w:r>
         <w:br/>
       </w:r>
-      <w:bookmarkStart w:id="90" w:name="_Toc228117743"/>
+      <w:bookmarkStart w:id="90" w:name="_Toc228464263"/>
       <w:r>
         <w:t>F.2 — Escalade et incidents nLPD</w:t>
       </w:r>
@@ -54196,7 +54307,7 @@
       <w:pPr>
         <w:pStyle w:val="Titre1"/>
       </w:pPr>
-      <w:bookmarkStart w:id="91" w:name="_Toc228117744"/>
+      <w:bookmarkStart w:id="91" w:name="_Toc228464264"/>
       <w:r>
         <w:lastRenderedPageBreak/>
         <w:t>Annexe G : Procédure de levée d’anonymat IRM (obligatoire nLPD)</w:t>
@@ -54814,7 +54925,7 @@
         <w:pStyle w:val="Titre1"/>
         <w:pageBreakBefore/>
       </w:pPr>
-      <w:bookmarkStart w:id="92" w:name="_Toc228117745"/>
+      <w:bookmarkStart w:id="92" w:name="_Toc228464265"/>
       <w:r>
         <w:lastRenderedPageBreak/>
         <w:t>Annexe H : Gestion des comptes et rôles Purview</w:t>
@@ -54833,7 +54944,7 @@
       <w:pPr>
         <w:pStyle w:val="Titre2"/>
       </w:pPr>
-      <w:bookmarkStart w:id="93" w:name="_Toc228117746"/>
+      <w:bookmarkStart w:id="93" w:name="_Toc228464266"/>
       <w:r>
         <w:t>Compte 1 : Admin IT Purview (exploitation quotidienne)</w:t>
       </w:r>
@@ -54909,7 +55020,7 @@
       <w:pPr>
         <w:pStyle w:val="Titre2"/>
       </w:pPr>
-      <w:bookmarkStart w:id="94" w:name="_Toc228117747"/>
+      <w:bookmarkStart w:id="94" w:name="_Toc228464267"/>
       <w:r>
         <w:t>Compte 2 : Break-glass Chiffrement RMS (urgence uniquement)</w:t>
       </w:r>
@@ -54983,7 +55094,7 @@
       <w:pPr>
         <w:pStyle w:val="Titre2"/>
       </w:pPr>
-      <w:bookmarkStart w:id="95" w:name="_Toc228117748"/>
+      <w:bookmarkStart w:id="95" w:name="_Toc228464268"/>
       <w:r>
         <w:t>Compte 3 — Audit / Lecture conformité (optionnel)</w:t>
       </w:r>
@@ -55041,7 +55152,7 @@
       <w:pPr>
         <w:pStyle w:val="Titre2"/>
       </w:pPr>
-      <w:bookmarkStart w:id="96" w:name="_Toc228117749"/>
+      <w:bookmarkStart w:id="96" w:name="_Toc228464269"/>
       <w:r>
         <w:t>Compte 4 : Direction / Responsable traitement (lecture exécutive)</w:t>
       </w:r>
@@ -55092,7 +55203,7 @@
       <w:pPr>
         <w:pStyle w:val="Titre2"/>
       </w:pPr>
-      <w:bookmarkStart w:id="97" w:name="_Toc228117750"/>
+      <w:bookmarkStart w:id="97" w:name="_Toc228464270"/>
       <w:r>
         <w:t>Transition depuis admin@demo.ch procédure de désactivation safe</w:t>
       </w:r>
@@ -55176,7 +55287,7 @@
       <w:pPr>
         <w:pStyle w:val="Titre2"/>
       </w:pPr>
-      <w:bookmarkStart w:id="98" w:name="_Toc228117751"/>
+      <w:bookmarkStart w:id="98" w:name="_Toc228464271"/>
       <w:r>
         <w:lastRenderedPageBreak/>
         <w:t>Synthèse : Lecture auditeur PFPDT par compte</w:t>
@@ -55291,7 +55402,7 @@
         <w:pStyle w:val="Titre1"/>
         <w:pageBreakBefore/>
       </w:pPr>
-      <w:bookmarkStart w:id="99" w:name="_Toc228117752"/>
+      <w:bookmarkStart w:id="99" w:name="_Toc228464272"/>
       <w:r>
         <w:lastRenderedPageBreak/>
         <w:t>Annexe I : Modèle de registre des activités de traitement (art. 12 nLPD)</w:t>
@@ -55314,7 +55425,7 @@
       <w:r>
         <w:br/>
       </w:r>
-      <w:bookmarkStart w:id="100" w:name="_Toc228117753"/>
+      <w:bookmarkStart w:id="100" w:name="_Toc228464273"/>
       <w:r>
         <w:t>I.1 : Informations générales de l’organisation</w:t>
       </w:r>
@@ -55565,7 +55676,7 @@
       <w:pPr>
         <w:pStyle w:val="Titre2"/>
       </w:pPr>
-      <w:bookmarkStart w:id="101" w:name="_Toc228117754"/>
+      <w:bookmarkStart w:id="101" w:name="_Toc228464274"/>
       <w:r>
         <w:t>I.2 : Activités de traitement (une ligne par activité)</w:t>
       </w:r>
@@ -57846,7 +57957,7 @@
         <w:pStyle w:val="Titre1"/>
         <w:pageBreakBefore/>
       </w:pPr>
-      <w:bookmarkStart w:id="102" w:name="_Toc228117755"/>
+      <w:bookmarkStart w:id="102" w:name="_Toc228464275"/>
       <w:r>
         <w:lastRenderedPageBreak/>
         <w:t>Annexe J</w:t>
@@ -58355,8 +58466,8 @@
       </w:pPr>
     </w:p>
     <w:sectPr>
-      <w:headerReference w:type="default" r:id="rId9"/>
-      <w:footerReference w:type="default" r:id="rId10"/>
+      <w:headerReference w:type="default" r:id="rId8"/>
+      <w:footerReference w:type="default" r:id="rId9"/>
       <w:pgSz w:w="11906" w:h="16838"/>
       <w:pgMar w:top="1134" w:right="1134" w:bottom="1134" w:left="1134" w:header="708" w:footer="708" w:gutter="0"/>
       <w:cols w:space="720"/>
@@ -60379,16 +60490,4 @@
     </a:ext>
   </a:extLst>
 </a:theme>
-</file>
-
-<file path=customXml/item1.xml><?xml version="1.0" encoding="utf-8"?>
-<b:Sources xmlns:b="http://schemas.openxmlformats.org/officeDocument/2006/bibliography" xmlns="http://schemas.openxmlformats.org/officeDocument/2006/bibliography" SelectedStyle="\APASixthEditionOfficeOnline.xsl" StyleName="APA" Version="6"/>
-</file>
-
-<file path=customXml/itemProps1.xml><?xml version="1.0" encoding="utf-8"?>
-<ds:datastoreItem xmlns:ds="http://schemas.openxmlformats.org/officeDocument/2006/customXml" ds:itemID="{C364F61D-F05C-4E8D-B9CF-9DB7A067A352}">
-  <ds:schemaRefs>
-    <ds:schemaRef ds:uri="http://schemas.openxmlformats.org/officeDocument/2006/bibliography"/>
-  </ds:schemaRefs>
-</ds:datastoreItem>
 </file>